--- a/output/icc_by_stimuli_and_group_all.docx
+++ b/output/icc_by_stimuli_and_group_all.docx
@@ -22,6 +22,7 @@
           <w:i w:val="false"/>
           <w:b w:val="false"/>
           <w:u w:val="none"/>
+          <w:strike w:val="false"/>
           <w:sz w:val="22"/>
           <w:szCs w:val="22"/>
           <w:color w:val="000000"/>
@@ -82,17 +83,19 @@
                 <w:i w:val="false"/>
                 <w:b w:val="false"/>
                 <w:u w:val="none"/>
-                <w:sz w:val="22"/>
-                <w:szCs w:val="22"/>
-                <w:color w:val="000000"/>
-              </w:rPr>
-            </w:pPr>
-            <w:r>
-              <w:rPr>
-                <w:rFonts w:ascii="Times New Roman" w:hAnsi="Times New Roman" w:eastAsia="Times New Roman" w:cs="Times New Roman"/>
-                <w:i w:val="false"/>
-                <w:b w:val="false"/>
-                <w:u w:val="none"/>
+                <w:strike w:val="false"/>
+                <w:sz w:val="22"/>
+                <w:szCs w:val="22"/>
+                <w:color w:val="000000"/>
+              </w:rPr>
+            </w:pPr>
+            <w:r>
+              <w:rPr>
+                <w:rFonts w:ascii="Times New Roman" w:hAnsi="Times New Roman" w:eastAsia="Times New Roman" w:cs="Times New Roman"/>
+                <w:i w:val="false"/>
+                <w:b w:val="false"/>
+                <w:u w:val="none"/>
+                <w:strike w:val="false"/>
                 <w:sz w:val="22"/>
                 <w:szCs w:val="22"/>
                 <w:color w:val="000000"/>
@@ -134,17 +137,19 @@
                 <w:i w:val="false"/>
                 <w:b w:val="false"/>
                 <w:u w:val="none"/>
-                <w:sz w:val="22"/>
-                <w:szCs w:val="22"/>
-                <w:color w:val="000000"/>
-              </w:rPr>
-            </w:pPr>
-            <w:r>
-              <w:rPr>
-                <w:rFonts w:ascii="Times New Roman" w:hAnsi="Times New Roman" w:eastAsia="Times New Roman" w:cs="Times New Roman"/>
-                <w:i w:val="false"/>
-                <w:b w:val="false"/>
-                <w:u w:val="none"/>
+                <w:strike w:val="false"/>
+                <w:sz w:val="22"/>
+                <w:szCs w:val="22"/>
+                <w:color w:val="000000"/>
+              </w:rPr>
+            </w:pPr>
+            <w:r>
+              <w:rPr>
+                <w:rFonts w:ascii="Times New Roman" w:hAnsi="Times New Roman" w:eastAsia="Times New Roman" w:cs="Times New Roman"/>
+                <w:i w:val="false"/>
+                <w:b w:val="false"/>
+                <w:u w:val="none"/>
+                <w:strike w:val="false"/>
                 <w:sz w:val="22"/>
                 <w:szCs w:val="22"/>
                 <w:color w:val="000000"/>
@@ -186,17 +191,19 @@
                 <w:i w:val="false"/>
                 <w:b w:val="false"/>
                 <w:u w:val="none"/>
-                <w:sz w:val="22"/>
-                <w:szCs w:val="22"/>
-                <w:color w:val="000000"/>
-              </w:rPr>
-            </w:pPr>
-            <w:r>
-              <w:rPr>
-                <w:rFonts w:ascii="Times New Roman" w:hAnsi="Times New Roman" w:eastAsia="Times New Roman" w:cs="Times New Roman"/>
-                <w:i w:val="false"/>
-                <w:b w:val="false"/>
-                <w:u w:val="none"/>
+                <w:strike w:val="false"/>
+                <w:sz w:val="22"/>
+                <w:szCs w:val="22"/>
+                <w:color w:val="000000"/>
+              </w:rPr>
+            </w:pPr>
+            <w:r>
+              <w:rPr>
+                <w:rFonts w:ascii="Times New Roman" w:hAnsi="Times New Roman" w:eastAsia="Times New Roman" w:cs="Times New Roman"/>
+                <w:i w:val="false"/>
+                <w:b w:val="false"/>
+                <w:u w:val="none"/>
+                <w:strike w:val="false"/>
                 <w:sz w:val="22"/>
                 <w:szCs w:val="22"/>
                 <w:color w:val="000000"/>
@@ -209,6 +216,7 @@
                 <w:i w:val="false"/>
                 <w:b w:val="false"/>
                 <w:u w:val="none"/>
+                <w:strike w:val="false"/>
                 <w:vertAlign w:val="subscript"/>
                 <w:sz w:val="22"/>
                 <w:szCs w:val="22"/>
@@ -251,17 +259,19 @@
                 <w:i w:val="false"/>
                 <w:b w:val="false"/>
                 <w:u w:val="none"/>
-                <w:sz w:val="22"/>
-                <w:szCs w:val="22"/>
-                <w:color w:val="000000"/>
-              </w:rPr>
-            </w:pPr>
-            <w:r>
-              <w:rPr>
-                <w:rFonts w:ascii="Times New Roman" w:hAnsi="Times New Roman" w:eastAsia="Times New Roman" w:cs="Times New Roman"/>
-                <w:i w:val="false"/>
-                <w:b w:val="false"/>
-                <w:u w:val="none"/>
+                <w:strike w:val="false"/>
+                <w:sz w:val="22"/>
+                <w:szCs w:val="22"/>
+                <w:color w:val="000000"/>
+              </w:rPr>
+            </w:pPr>
+            <w:r>
+              <w:rPr>
+                <w:rFonts w:ascii="Times New Roman" w:hAnsi="Times New Roman" w:eastAsia="Times New Roman" w:cs="Times New Roman"/>
+                <w:i w:val="false"/>
+                <w:b w:val="false"/>
+                <w:u w:val="none"/>
+                <w:strike w:val="false"/>
                 <w:sz w:val="22"/>
                 <w:szCs w:val="22"/>
                 <w:color w:val="000000"/>
@@ -274,6 +284,7 @@
                 <w:i w:val="false"/>
                 <w:b w:val="false"/>
                 <w:u w:val="none"/>
+                <w:strike w:val="false"/>
                 <w:vertAlign w:val="subscript"/>
                 <w:sz w:val="22"/>
                 <w:szCs w:val="22"/>
@@ -316,17 +327,19 @@
                 <w:i w:val="false"/>
                 <w:b w:val="false"/>
                 <w:u w:val="none"/>
-                <w:sz w:val="22"/>
-                <w:szCs w:val="22"/>
-                <w:color w:val="000000"/>
-              </w:rPr>
-            </w:pPr>
-            <w:r>
-              <w:rPr>
-                <w:rFonts w:ascii="Times New Roman" w:hAnsi="Times New Roman" w:eastAsia="Times New Roman" w:cs="Times New Roman"/>
-                <w:i w:val="false"/>
-                <w:b w:val="false"/>
-                <w:u w:val="none"/>
+                <w:strike w:val="false"/>
+                <w:sz w:val="22"/>
+                <w:szCs w:val="22"/>
+                <w:color w:val="000000"/>
+              </w:rPr>
+            </w:pPr>
+            <w:r>
+              <w:rPr>
+                <w:rFonts w:ascii="Times New Roman" w:hAnsi="Times New Roman" w:eastAsia="Times New Roman" w:cs="Times New Roman"/>
+                <w:i w:val="false"/>
+                <w:b w:val="false"/>
+                <w:u w:val="none"/>
+                <w:strike w:val="false"/>
                 <w:sz w:val="22"/>
                 <w:szCs w:val="22"/>
                 <w:color w:val="000000"/>
@@ -339,6 +352,7 @@
                 <w:i w:val="false"/>
                 <w:b w:val="false"/>
                 <w:u w:val="none"/>
+                <w:strike w:val="false"/>
                 <w:vertAlign w:val="subscript"/>
                 <w:sz w:val="22"/>
                 <w:szCs w:val="22"/>
@@ -381,17 +395,19 @@
                 <w:i w:val="false"/>
                 <w:b w:val="false"/>
                 <w:u w:val="none"/>
-                <w:sz w:val="22"/>
-                <w:szCs w:val="22"/>
-                <w:color w:val="000000"/>
-              </w:rPr>
-            </w:pPr>
-            <w:r>
-              <w:rPr>
-                <w:rFonts w:ascii="Times New Roman" w:hAnsi="Times New Roman" w:eastAsia="Times New Roman" w:cs="Times New Roman"/>
-                <w:i w:val="false"/>
-                <w:b w:val="false"/>
-                <w:u w:val="none"/>
+                <w:strike w:val="false"/>
+                <w:sz w:val="22"/>
+                <w:szCs w:val="22"/>
+                <w:color w:val="000000"/>
+              </w:rPr>
+            </w:pPr>
+            <w:r>
+              <w:rPr>
+                <w:rFonts w:ascii="Times New Roman" w:hAnsi="Times New Roman" w:eastAsia="Times New Roman" w:cs="Times New Roman"/>
+                <w:i w:val="false"/>
+                <w:b w:val="false"/>
+                <w:u w:val="none"/>
+                <w:strike w:val="false"/>
                 <w:sz w:val="22"/>
                 <w:szCs w:val="22"/>
                 <w:color w:val="000000"/>
@@ -404,6 +420,7 @@
                 <w:i w:val="false"/>
                 <w:b w:val="false"/>
                 <w:u w:val="none"/>
+                <w:strike w:val="false"/>
                 <w:vertAlign w:val="subscript"/>
                 <w:sz w:val="22"/>
                 <w:szCs w:val="22"/>
@@ -452,17 +469,19 @@
                 <w:i w:val="false"/>
                 <w:b w:val="false"/>
                 <w:u w:val="none"/>
-                <w:sz w:val="22"/>
-                <w:szCs w:val="22"/>
-                <w:color w:val="000000"/>
-              </w:rPr>
-            </w:pPr>
-            <w:r>
-              <w:rPr>
-                <w:rFonts w:ascii="Times New Roman" w:hAnsi="Times New Roman" w:eastAsia="Times New Roman" w:cs="Times New Roman"/>
-                <w:i w:val="false"/>
-                <w:b w:val="false"/>
-                <w:u w:val="none"/>
+                <w:strike w:val="false"/>
+                <w:sz w:val="22"/>
+                <w:szCs w:val="22"/>
+                <w:color w:val="000000"/>
+              </w:rPr>
+            </w:pPr>
+            <w:r>
+              <w:rPr>
+                <w:rFonts w:ascii="Times New Roman" w:hAnsi="Times New Roman" w:eastAsia="Times New Roman" w:cs="Times New Roman"/>
+                <w:i w:val="false"/>
+                <w:b w:val="false"/>
+                <w:u w:val="none"/>
+                <w:strike w:val="false"/>
                 <w:sz w:val="22"/>
                 <w:szCs w:val="22"/>
                 <w:color w:val="000000"/>
@@ -504,17 +523,19 @@
                 <w:i w:val="false"/>
                 <w:b w:val="false"/>
                 <w:u w:val="none"/>
-                <w:sz w:val="22"/>
-                <w:szCs w:val="22"/>
-                <w:color w:val="000000"/>
-              </w:rPr>
-            </w:pPr>
-            <w:r>
-              <w:rPr>
-                <w:rFonts w:ascii="Times New Roman" w:hAnsi="Times New Roman" w:eastAsia="Times New Roman" w:cs="Times New Roman"/>
-                <w:i w:val="false"/>
-                <w:b w:val="false"/>
-                <w:u w:val="none"/>
+                <w:strike w:val="false"/>
+                <w:sz w:val="22"/>
+                <w:szCs w:val="22"/>
+                <w:color w:val="000000"/>
+              </w:rPr>
+            </w:pPr>
+            <w:r>
+              <w:rPr>
+                <w:rFonts w:ascii="Times New Roman" w:hAnsi="Times New Roman" w:eastAsia="Times New Roman" w:cs="Times New Roman"/>
+                <w:i w:val="false"/>
+                <w:b w:val="false"/>
+                <w:u w:val="none"/>
+                <w:strike w:val="false"/>
                 <w:sz w:val="22"/>
                 <w:szCs w:val="22"/>
                 <w:color w:val="000000"/>
@@ -556,17 +577,19 @@
                 <w:i w:val="false"/>
                 <w:b w:val="false"/>
                 <w:u w:val="none"/>
-                <w:sz w:val="22"/>
-                <w:szCs w:val="22"/>
-                <w:color w:val="000000"/>
-              </w:rPr>
-            </w:pPr>
-            <w:r>
-              <w:rPr>
-                <w:rFonts w:ascii="Times New Roman" w:hAnsi="Times New Roman" w:eastAsia="Times New Roman" w:cs="Times New Roman"/>
-                <w:i w:val="false"/>
-                <w:b w:val="false"/>
-                <w:u w:val="none"/>
+                <w:strike w:val="false"/>
+                <w:sz w:val="22"/>
+                <w:szCs w:val="22"/>
+                <w:color w:val="000000"/>
+              </w:rPr>
+            </w:pPr>
+            <w:r>
+              <w:rPr>
+                <w:rFonts w:ascii="Times New Roman" w:hAnsi="Times New Roman" w:eastAsia="Times New Roman" w:cs="Times New Roman"/>
+                <w:i w:val="false"/>
+                <w:b w:val="false"/>
+                <w:u w:val="none"/>
+                <w:strike w:val="false"/>
                 <w:sz w:val="22"/>
                 <w:szCs w:val="22"/>
                 <w:color w:val="000000"/>
@@ -608,22 +631,24 @@
                 <w:i w:val="false"/>
                 <w:b w:val="false"/>
                 <w:u w:val="none"/>
-                <w:sz w:val="22"/>
-                <w:szCs w:val="22"/>
-                <w:color w:val="000000"/>
-              </w:rPr>
-            </w:pPr>
-            <w:r>
-              <w:rPr>
-                <w:rFonts w:ascii="Times New Roman" w:hAnsi="Times New Roman" w:eastAsia="Times New Roman" w:cs="Times New Roman"/>
-                <w:i w:val="false"/>
-                <w:b w:val="false"/>
-                <w:u w:val="none"/>
-                <w:sz w:val="22"/>
-                <w:szCs w:val="22"/>
-                <w:color w:val="000000"/>
-              </w:rPr>
-              <w:t xml:space="preserve">[0.53, 0.78]</w:t>
+                <w:strike w:val="false"/>
+                <w:sz w:val="22"/>
+                <w:szCs w:val="22"/>
+                <w:color w:val="000000"/>
+              </w:rPr>
+            </w:pPr>
+            <w:r>
+              <w:rPr>
+                <w:rFonts w:ascii="Times New Roman" w:hAnsi="Times New Roman" w:eastAsia="Times New Roman" w:cs="Times New Roman"/>
+                <w:i w:val="false"/>
+                <w:b w:val="false"/>
+                <w:u w:val="none"/>
+                <w:strike w:val="false"/>
+                <w:sz w:val="22"/>
+                <w:szCs w:val="22"/>
+                <w:color w:val="000000"/>
+              </w:rPr>
+              <w:t xml:space="preserve">[0.49, 0.78]</w:t>
             </w:r>
           </w:p>
         </w:tc>
@@ -660,17 +685,19 @@
                 <w:i w:val="false"/>
                 <w:b w:val="false"/>
                 <w:u w:val="none"/>
-                <w:sz w:val="22"/>
-                <w:szCs w:val="22"/>
-                <w:color w:val="000000"/>
-              </w:rPr>
-            </w:pPr>
-            <w:r>
-              <w:rPr>
-                <w:rFonts w:ascii="Times New Roman" w:hAnsi="Times New Roman" w:eastAsia="Times New Roman" w:cs="Times New Roman"/>
-                <w:i w:val="false"/>
-                <w:b w:val="false"/>
-                <w:u w:val="none"/>
+                <w:strike w:val="false"/>
+                <w:sz w:val="22"/>
+                <w:szCs w:val="22"/>
+                <w:color w:val="000000"/>
+              </w:rPr>
+            </w:pPr>
+            <w:r>
+              <w:rPr>
+                <w:rFonts w:ascii="Times New Roman" w:hAnsi="Times New Roman" w:eastAsia="Times New Roman" w:cs="Times New Roman"/>
+                <w:i w:val="false"/>
+                <w:b w:val="false"/>
+                <w:u w:val="none"/>
+                <w:strike w:val="false"/>
                 <w:sz w:val="22"/>
                 <w:szCs w:val="22"/>
                 <w:color w:val="000000"/>
@@ -712,22 +739,24 @@
                 <w:i w:val="false"/>
                 <w:b w:val="false"/>
                 <w:u w:val="none"/>
-                <w:sz w:val="22"/>
-                <w:szCs w:val="22"/>
-                <w:color w:val="000000"/>
-              </w:rPr>
-            </w:pPr>
-            <w:r>
-              <w:rPr>
-                <w:rFonts w:ascii="Times New Roman" w:hAnsi="Times New Roman" w:eastAsia="Times New Roman" w:cs="Times New Roman"/>
-                <w:i w:val="false"/>
-                <w:b w:val="false"/>
-                <w:u w:val="none"/>
-                <w:sz w:val="22"/>
-                <w:szCs w:val="22"/>
-                <w:color w:val="000000"/>
-              </w:rPr>
-              <w:t xml:space="preserve">[0.53, 0.77]</w:t>
+                <w:strike w:val="false"/>
+                <w:sz w:val="22"/>
+                <w:szCs w:val="22"/>
+                <w:color w:val="000000"/>
+              </w:rPr>
+            </w:pPr>
+            <w:r>
+              <w:rPr>
+                <w:rFonts w:ascii="Times New Roman" w:hAnsi="Times New Roman" w:eastAsia="Times New Roman" w:cs="Times New Roman"/>
+                <w:i w:val="false"/>
+                <w:b w:val="false"/>
+                <w:u w:val="none"/>
+                <w:strike w:val="false"/>
+                <w:sz w:val="22"/>
+                <w:szCs w:val="22"/>
+                <w:color w:val="000000"/>
+              </w:rPr>
+              <w:t xml:space="preserve">[0.51, 0.77]</w:t>
             </w:r>
           </w:p>
         </w:tc>
@@ -770,17 +799,19 @@
                 <w:i w:val="false"/>
                 <w:b w:val="false"/>
                 <w:u w:val="none"/>
-                <w:sz w:val="22"/>
-                <w:szCs w:val="22"/>
-                <w:color w:val="000000"/>
-              </w:rPr>
-            </w:pPr>
-            <w:r>
-              <w:rPr>
-                <w:rFonts w:ascii="Times New Roman" w:hAnsi="Times New Roman" w:eastAsia="Times New Roman" w:cs="Times New Roman"/>
-                <w:i w:val="false"/>
-                <w:b w:val="false"/>
-                <w:u w:val="none"/>
+                <w:strike w:val="false"/>
+                <w:sz w:val="22"/>
+                <w:szCs w:val="22"/>
+                <w:color w:val="000000"/>
+              </w:rPr>
+            </w:pPr>
+            <w:r>
+              <w:rPr>
+                <w:rFonts w:ascii="Times New Roman" w:hAnsi="Times New Roman" w:eastAsia="Times New Roman" w:cs="Times New Roman"/>
+                <w:i w:val="false"/>
+                <w:b w:val="false"/>
+                <w:u w:val="none"/>
+                <w:strike w:val="false"/>
                 <w:sz w:val="22"/>
                 <w:szCs w:val="22"/>
                 <w:color w:val="000000"/>
@@ -822,17 +853,19 @@
                 <w:i w:val="false"/>
                 <w:b w:val="false"/>
                 <w:u w:val="none"/>
-                <w:sz w:val="22"/>
-                <w:szCs w:val="22"/>
-                <w:color w:val="000000"/>
-              </w:rPr>
-            </w:pPr>
-            <w:r>
-              <w:rPr>
-                <w:rFonts w:ascii="Times New Roman" w:hAnsi="Times New Roman" w:eastAsia="Times New Roman" w:cs="Times New Roman"/>
-                <w:i w:val="false"/>
-                <w:b w:val="false"/>
-                <w:u w:val="none"/>
+                <w:strike w:val="false"/>
+                <w:sz w:val="22"/>
+                <w:szCs w:val="22"/>
+                <w:color w:val="000000"/>
+              </w:rPr>
+            </w:pPr>
+            <w:r>
+              <w:rPr>
+                <w:rFonts w:ascii="Times New Roman" w:hAnsi="Times New Roman" w:eastAsia="Times New Roman" w:cs="Times New Roman"/>
+                <w:i w:val="false"/>
+                <w:b w:val="false"/>
+                <w:u w:val="none"/>
+                <w:strike w:val="false"/>
                 <w:sz w:val="22"/>
                 <w:szCs w:val="22"/>
                 <w:color w:val="000000"/>
@@ -874,17 +907,19 @@
                 <w:i w:val="false"/>
                 <w:b w:val="false"/>
                 <w:u w:val="none"/>
-                <w:sz w:val="22"/>
-                <w:szCs w:val="22"/>
-                <w:color w:val="000000"/>
-              </w:rPr>
-            </w:pPr>
-            <w:r>
-              <w:rPr>
-                <w:rFonts w:ascii="Times New Roman" w:hAnsi="Times New Roman" w:eastAsia="Times New Roman" w:cs="Times New Roman"/>
-                <w:i w:val="false"/>
-                <w:b w:val="false"/>
-                <w:u w:val="none"/>
+                <w:strike w:val="false"/>
+                <w:sz w:val="22"/>
+                <w:szCs w:val="22"/>
+                <w:color w:val="000000"/>
+              </w:rPr>
+            </w:pPr>
+            <w:r>
+              <w:rPr>
+                <w:rFonts w:ascii="Times New Roman" w:hAnsi="Times New Roman" w:eastAsia="Times New Roman" w:cs="Times New Roman"/>
+                <w:i w:val="false"/>
+                <w:b w:val="false"/>
+                <w:u w:val="none"/>
+                <w:strike w:val="false"/>
                 <w:sz w:val="22"/>
                 <w:szCs w:val="22"/>
                 <w:color w:val="000000"/>
@@ -926,126 +961,132 @@
                 <w:i w:val="false"/>
                 <w:b w:val="false"/>
                 <w:u w:val="none"/>
-                <w:sz w:val="22"/>
-                <w:szCs w:val="22"/>
-                <w:color w:val="000000"/>
-              </w:rPr>
-            </w:pPr>
-            <w:r>
-              <w:rPr>
-                <w:rFonts w:ascii="Times New Roman" w:hAnsi="Times New Roman" w:eastAsia="Times New Roman" w:cs="Times New Roman"/>
-                <w:i w:val="false"/>
-                <w:b w:val="false"/>
-                <w:u w:val="none"/>
+                <w:strike w:val="false"/>
+                <w:sz w:val="22"/>
+                <w:szCs w:val="22"/>
+                <w:color w:val="000000"/>
+              </w:rPr>
+            </w:pPr>
+            <w:r>
+              <w:rPr>
+                <w:rFonts w:ascii="Times New Roman" w:hAnsi="Times New Roman" w:eastAsia="Times New Roman" w:cs="Times New Roman"/>
+                <w:i w:val="false"/>
+                <w:b w:val="false"/>
+                <w:u w:val="none"/>
+                <w:strike w:val="false"/>
+                <w:sz w:val="22"/>
+                <w:szCs w:val="22"/>
+                <w:color w:val="000000"/>
+              </w:rPr>
+              <w:t xml:space="preserve">[0.79, 0.91]</w:t>
+            </w:r>
+          </w:p>
+        </w:tc>
+        <w:tc>
+          <w:tcPr>
+            <w:tcBorders>
+              <w:bottom w:val="none" w:sz="0" w:space="0" w:color="000000"/>
+              <w:top w:val="none" w:sz="0" w:space="0" w:color="000000"/>
+              <w:left w:val="none" w:sz="0" w:space="0" w:color="000000"/>
+              <w:right w:val="none" w:sz="0" w:space="0" w:color="000000"/>
+            </w:tcBorders>
+            <w:shd w:val="clear" w:color="auto" w:fill="FFFFFF"/>
+            <w:tcMar>
+              <w:top w:w="0" w:type="dxa"/>
+              <w:bottom w:w="0" w:type="dxa"/>
+              <w:left w:w="0" w:type="dxa"/>
+              <w:right w:w="0" w:type="dxa"/>
+            </w:tcMar>
+            <w:vAlign w:val="center"/>
+          </w:tcPr>
+          <w:p>
+            <w:pPr>
+              <w:jc w:val="center"/>
+              <w:pBdr>
+                <w:bottom w:val="none" w:sz="0" w:space="0" w:color="000000"/>
+                <w:top w:val="none" w:sz="0" w:space="0" w:color="000000"/>
+                <w:left w:val="none" w:sz="0" w:space="0" w:color="000000"/>
+                <w:right w:val="none" w:sz="0" w:space="0" w:color="000000"/>
+              </w:pBdr>
+              <w:spacing w:after="0" w:before="0" w:line="480"/>
+              <w:ind w:left="0" w:right="0" w:firstLine="0" w:firstLineChars="0"/>
+              <w:rPr>
+                <w:rFonts w:ascii="Times New Roman" w:hAnsi="Times New Roman" w:eastAsia="Times New Roman" w:cs="Times New Roman"/>
+                <w:i w:val="false"/>
+                <w:b w:val="false"/>
+                <w:u w:val="none"/>
+                <w:strike w:val="false"/>
+                <w:sz w:val="22"/>
+                <w:szCs w:val="22"/>
+                <w:color w:val="000000"/>
+              </w:rPr>
+            </w:pPr>
+            <w:r>
+              <w:rPr>
+                <w:rFonts w:ascii="Times New Roman" w:hAnsi="Times New Roman" w:eastAsia="Times New Roman" w:cs="Times New Roman"/>
+                <w:i w:val="false"/>
+                <w:b w:val="false"/>
+                <w:u w:val="none"/>
+                <w:strike w:val="false"/>
+                <w:sz w:val="22"/>
+                <w:szCs w:val="22"/>
+                <w:color w:val="000000"/>
+              </w:rPr>
+              <w:t xml:space="preserve">0.87</w:t>
+            </w:r>
+          </w:p>
+        </w:tc>
+        <w:tc>
+          <w:tcPr>
+            <w:tcBorders>
+              <w:bottom w:val="none" w:sz="0" w:space="0" w:color="000000"/>
+              <w:top w:val="none" w:sz="0" w:space="0" w:color="000000"/>
+              <w:left w:val="none" w:sz="0" w:space="0" w:color="000000"/>
+              <w:right w:val="none" w:sz="0" w:space="0" w:color="000000"/>
+            </w:tcBorders>
+            <w:shd w:val="clear" w:color="auto" w:fill="FFFFFF"/>
+            <w:tcMar>
+              <w:top w:w="0" w:type="dxa"/>
+              <w:bottom w:w="0" w:type="dxa"/>
+              <w:left w:w="0" w:type="dxa"/>
+              <w:right w:w="0" w:type="dxa"/>
+            </w:tcMar>
+            <w:vAlign w:val="center"/>
+          </w:tcPr>
+          <w:p>
+            <w:pPr>
+              <w:jc w:val="center"/>
+              <w:pBdr>
+                <w:bottom w:val="none" w:sz="0" w:space="0" w:color="000000"/>
+                <w:top w:val="none" w:sz="0" w:space="0" w:color="000000"/>
+                <w:left w:val="none" w:sz="0" w:space="0" w:color="000000"/>
+                <w:right w:val="none" w:sz="0" w:space="0" w:color="000000"/>
+              </w:pBdr>
+              <w:spacing w:after="0" w:before="0" w:line="480"/>
+              <w:ind w:left="0" w:right="0" w:firstLine="0" w:firstLineChars="0"/>
+              <w:rPr>
+                <w:rFonts w:ascii="Times New Roman" w:hAnsi="Times New Roman" w:eastAsia="Times New Roman" w:cs="Times New Roman"/>
+                <w:i w:val="false"/>
+                <w:b w:val="false"/>
+                <w:u w:val="none"/>
+                <w:strike w:val="false"/>
+                <w:sz w:val="22"/>
+                <w:szCs w:val="22"/>
+                <w:color w:val="000000"/>
+              </w:rPr>
+            </w:pPr>
+            <w:r>
+              <w:rPr>
+                <w:rFonts w:ascii="Times New Roman" w:hAnsi="Times New Roman" w:eastAsia="Times New Roman" w:cs="Times New Roman"/>
+                <w:i w:val="false"/>
+                <w:b w:val="false"/>
+                <w:u w:val="none"/>
+                <w:strike w:val="false"/>
                 <w:sz w:val="22"/>
                 <w:szCs w:val="22"/>
                 <w:color w:val="000000"/>
               </w:rPr>
               <w:t xml:space="preserve">[0.82, 0.92]</w:t>
-            </w:r>
-          </w:p>
-        </w:tc>
-        <w:tc>
-          <w:tcPr>
-            <w:tcBorders>
-              <w:bottom w:val="none" w:sz="0" w:space="0" w:color="000000"/>
-              <w:top w:val="none" w:sz="0" w:space="0" w:color="000000"/>
-              <w:left w:val="none" w:sz="0" w:space="0" w:color="000000"/>
-              <w:right w:val="none" w:sz="0" w:space="0" w:color="000000"/>
-            </w:tcBorders>
-            <w:shd w:val="clear" w:color="auto" w:fill="FFFFFF"/>
-            <w:tcMar>
-              <w:top w:w="0" w:type="dxa"/>
-              <w:bottom w:w="0" w:type="dxa"/>
-              <w:left w:w="0" w:type="dxa"/>
-              <w:right w:w="0" w:type="dxa"/>
-            </w:tcMar>
-            <w:vAlign w:val="center"/>
-          </w:tcPr>
-          <w:p>
-            <w:pPr>
-              <w:jc w:val="center"/>
-              <w:pBdr>
-                <w:bottom w:val="none" w:sz="0" w:space="0" w:color="000000"/>
-                <w:top w:val="none" w:sz="0" w:space="0" w:color="000000"/>
-                <w:left w:val="none" w:sz="0" w:space="0" w:color="000000"/>
-                <w:right w:val="none" w:sz="0" w:space="0" w:color="000000"/>
-              </w:pBdr>
-              <w:spacing w:after="0" w:before="0" w:line="480"/>
-              <w:ind w:left="0" w:right="0" w:firstLine="0" w:firstLineChars="0"/>
-              <w:rPr>
-                <w:rFonts w:ascii="Times New Roman" w:hAnsi="Times New Roman" w:eastAsia="Times New Roman" w:cs="Times New Roman"/>
-                <w:i w:val="false"/>
-                <w:b w:val="false"/>
-                <w:u w:val="none"/>
-                <w:sz w:val="22"/>
-                <w:szCs w:val="22"/>
-                <w:color w:val="000000"/>
-              </w:rPr>
-            </w:pPr>
-            <w:r>
-              <w:rPr>
-                <w:rFonts w:ascii="Times New Roman" w:hAnsi="Times New Roman" w:eastAsia="Times New Roman" w:cs="Times New Roman"/>
-                <w:i w:val="false"/>
-                <w:b w:val="false"/>
-                <w:u w:val="none"/>
-                <w:sz w:val="22"/>
-                <w:szCs w:val="22"/>
-                <w:color w:val="000000"/>
-              </w:rPr>
-              <w:t xml:space="preserve">0.87</w:t>
-            </w:r>
-          </w:p>
-        </w:tc>
-        <w:tc>
-          <w:tcPr>
-            <w:tcBorders>
-              <w:bottom w:val="none" w:sz="0" w:space="0" w:color="000000"/>
-              <w:top w:val="none" w:sz="0" w:space="0" w:color="000000"/>
-              <w:left w:val="none" w:sz="0" w:space="0" w:color="000000"/>
-              <w:right w:val="none" w:sz="0" w:space="0" w:color="000000"/>
-            </w:tcBorders>
-            <w:shd w:val="clear" w:color="auto" w:fill="FFFFFF"/>
-            <w:tcMar>
-              <w:top w:w="0" w:type="dxa"/>
-              <w:bottom w:w="0" w:type="dxa"/>
-              <w:left w:w="0" w:type="dxa"/>
-              <w:right w:w="0" w:type="dxa"/>
-            </w:tcMar>
-            <w:vAlign w:val="center"/>
-          </w:tcPr>
-          <w:p>
-            <w:pPr>
-              <w:jc w:val="center"/>
-              <w:pBdr>
-                <w:bottom w:val="none" w:sz="0" w:space="0" w:color="000000"/>
-                <w:top w:val="none" w:sz="0" w:space="0" w:color="000000"/>
-                <w:left w:val="none" w:sz="0" w:space="0" w:color="000000"/>
-                <w:right w:val="none" w:sz="0" w:space="0" w:color="000000"/>
-              </w:pBdr>
-              <w:spacing w:after="0" w:before="0" w:line="480"/>
-              <w:ind w:left="0" w:right="0" w:firstLine="0" w:firstLineChars="0"/>
-              <w:rPr>
-                <w:rFonts w:ascii="Times New Roman" w:hAnsi="Times New Roman" w:eastAsia="Times New Roman" w:cs="Times New Roman"/>
-                <w:i w:val="false"/>
-                <w:b w:val="false"/>
-                <w:u w:val="none"/>
-                <w:sz w:val="22"/>
-                <w:szCs w:val="22"/>
-                <w:color w:val="000000"/>
-              </w:rPr>
-            </w:pPr>
-            <w:r>
-              <w:rPr>
-                <w:rFonts w:ascii="Times New Roman" w:hAnsi="Times New Roman" w:eastAsia="Times New Roman" w:cs="Times New Roman"/>
-                <w:i w:val="false"/>
-                <w:b w:val="false"/>
-                <w:u w:val="none"/>
-                <w:sz w:val="22"/>
-                <w:szCs w:val="22"/>
-                <w:color w:val="000000"/>
-              </w:rPr>
-              <w:t xml:space="preserve">[0.81, 0.92]</w:t>
             </w:r>
           </w:p>
         </w:tc>
@@ -1088,17 +1129,19 @@
                 <w:i w:val="false"/>
                 <w:b w:val="false"/>
                 <w:u w:val="none"/>
-                <w:sz w:val="22"/>
-                <w:szCs w:val="22"/>
-                <w:color w:val="000000"/>
-              </w:rPr>
-            </w:pPr>
-            <w:r>
-              <w:rPr>
-                <w:rFonts w:ascii="Times New Roman" w:hAnsi="Times New Roman" w:eastAsia="Times New Roman" w:cs="Times New Roman"/>
-                <w:i w:val="false"/>
-                <w:b w:val="false"/>
-                <w:u w:val="none"/>
+                <w:strike w:val="false"/>
+                <w:sz w:val="22"/>
+                <w:szCs w:val="22"/>
+                <w:color w:val="000000"/>
+              </w:rPr>
+            </w:pPr>
+            <w:r>
+              <w:rPr>
+                <w:rFonts w:ascii="Times New Roman" w:hAnsi="Times New Roman" w:eastAsia="Times New Roman" w:cs="Times New Roman"/>
+                <w:i w:val="false"/>
+                <w:b w:val="false"/>
+                <w:u w:val="none"/>
+                <w:strike w:val="false"/>
                 <w:sz w:val="22"/>
                 <w:szCs w:val="22"/>
                 <w:color w:val="000000"/>
@@ -1140,17 +1183,19 @@
                 <w:i w:val="false"/>
                 <w:b w:val="false"/>
                 <w:u w:val="none"/>
-                <w:sz w:val="22"/>
-                <w:szCs w:val="22"/>
-                <w:color w:val="000000"/>
-              </w:rPr>
-            </w:pPr>
-            <w:r>
-              <w:rPr>
-                <w:rFonts w:ascii="Times New Roman" w:hAnsi="Times New Roman" w:eastAsia="Times New Roman" w:cs="Times New Roman"/>
-                <w:i w:val="false"/>
-                <w:b w:val="false"/>
-                <w:u w:val="none"/>
+                <w:strike w:val="false"/>
+                <w:sz w:val="22"/>
+                <w:szCs w:val="22"/>
+                <w:color w:val="000000"/>
+              </w:rPr>
+            </w:pPr>
+            <w:r>
+              <w:rPr>
+                <w:rFonts w:ascii="Times New Roman" w:hAnsi="Times New Roman" w:eastAsia="Times New Roman" w:cs="Times New Roman"/>
+                <w:i w:val="false"/>
+                <w:b w:val="false"/>
+                <w:u w:val="none"/>
+                <w:strike w:val="false"/>
                 <w:sz w:val="22"/>
                 <w:szCs w:val="22"/>
                 <w:color w:val="000000"/>
@@ -1192,17 +1237,19 @@
                 <w:i w:val="false"/>
                 <w:b w:val="false"/>
                 <w:u w:val="none"/>
-                <w:sz w:val="22"/>
-                <w:szCs w:val="22"/>
-                <w:color w:val="000000"/>
-              </w:rPr>
-            </w:pPr>
-            <w:r>
-              <w:rPr>
-                <w:rFonts w:ascii="Times New Roman" w:hAnsi="Times New Roman" w:eastAsia="Times New Roman" w:cs="Times New Roman"/>
-                <w:i w:val="false"/>
-                <w:b w:val="false"/>
-                <w:u w:val="none"/>
+                <w:strike w:val="false"/>
+                <w:sz w:val="22"/>
+                <w:szCs w:val="22"/>
+                <w:color w:val="000000"/>
+              </w:rPr>
+            </w:pPr>
+            <w:r>
+              <w:rPr>
+                <w:rFonts w:ascii="Times New Roman" w:hAnsi="Times New Roman" w:eastAsia="Times New Roman" w:cs="Times New Roman"/>
+                <w:i w:val="false"/>
+                <w:b w:val="false"/>
+                <w:u w:val="none"/>
+                <w:strike w:val="false"/>
                 <w:sz w:val="22"/>
                 <w:szCs w:val="22"/>
                 <w:color w:val="000000"/>
@@ -1244,69 +1291,73 @@
                 <w:i w:val="false"/>
                 <w:b w:val="false"/>
                 <w:u w:val="none"/>
-                <w:sz w:val="22"/>
-                <w:szCs w:val="22"/>
-                <w:color w:val="000000"/>
-              </w:rPr>
-            </w:pPr>
-            <w:r>
-              <w:rPr>
-                <w:rFonts w:ascii="Times New Roman" w:hAnsi="Times New Roman" w:eastAsia="Times New Roman" w:cs="Times New Roman"/>
-                <w:i w:val="false"/>
-                <w:b w:val="false"/>
-                <w:u w:val="none"/>
-                <w:sz w:val="22"/>
-                <w:szCs w:val="22"/>
-                <w:color w:val="000000"/>
-              </w:rPr>
-              <w:t xml:space="preserve">[0.71, 0.93]</w:t>
-            </w:r>
-          </w:p>
-        </w:tc>
-        <w:tc>
-          <w:tcPr>
-            <w:tcBorders>
-              <w:bottom w:val="none" w:sz="0" w:space="0" w:color="000000"/>
-              <w:top w:val="none" w:sz="0" w:space="0" w:color="000000"/>
-              <w:left w:val="none" w:sz="0" w:space="0" w:color="000000"/>
-              <w:right w:val="none" w:sz="0" w:space="0" w:color="000000"/>
-            </w:tcBorders>
-            <w:shd w:val="clear" w:color="auto" w:fill="FFFFFF"/>
-            <w:tcMar>
-              <w:top w:w="0" w:type="dxa"/>
-              <w:bottom w:w="0" w:type="dxa"/>
-              <w:left w:w="0" w:type="dxa"/>
-              <w:right w:w="0" w:type="dxa"/>
-            </w:tcMar>
-            <w:vAlign w:val="center"/>
-          </w:tcPr>
-          <w:p>
-            <w:pPr>
-              <w:jc w:val="center"/>
-              <w:pBdr>
-                <w:bottom w:val="none" w:sz="0" w:space="0" w:color="000000"/>
-                <w:top w:val="none" w:sz="0" w:space="0" w:color="000000"/>
-                <w:left w:val="none" w:sz="0" w:space="0" w:color="000000"/>
-                <w:right w:val="none" w:sz="0" w:space="0" w:color="000000"/>
-              </w:pBdr>
-              <w:spacing w:after="0" w:before="0" w:line="480"/>
-              <w:ind w:left="0" w:right="0" w:firstLine="0" w:firstLineChars="0"/>
-              <w:rPr>
-                <w:rFonts w:ascii="Times New Roman" w:hAnsi="Times New Roman" w:eastAsia="Times New Roman" w:cs="Times New Roman"/>
-                <w:i w:val="false"/>
-                <w:b w:val="false"/>
-                <w:u w:val="none"/>
-                <w:sz w:val="22"/>
-                <w:szCs w:val="22"/>
-                <w:color w:val="000000"/>
-              </w:rPr>
-            </w:pPr>
-            <w:r>
-              <w:rPr>
-                <w:rFonts w:ascii="Times New Roman" w:hAnsi="Times New Roman" w:eastAsia="Times New Roman" w:cs="Times New Roman"/>
-                <w:i w:val="false"/>
-                <w:b w:val="false"/>
-                <w:u w:val="none"/>
+                <w:strike w:val="false"/>
+                <w:sz w:val="22"/>
+                <w:szCs w:val="22"/>
+                <w:color w:val="000000"/>
+              </w:rPr>
+            </w:pPr>
+            <w:r>
+              <w:rPr>
+                <w:rFonts w:ascii="Times New Roman" w:hAnsi="Times New Roman" w:eastAsia="Times New Roman" w:cs="Times New Roman"/>
+                <w:i w:val="false"/>
+                <w:b w:val="false"/>
+                <w:u w:val="none"/>
+                <w:strike w:val="false"/>
+                <w:sz w:val="22"/>
+                <w:szCs w:val="22"/>
+                <w:color w:val="000000"/>
+              </w:rPr>
+              <w:t xml:space="preserve">[0.73, 0.92]</w:t>
+            </w:r>
+          </w:p>
+        </w:tc>
+        <w:tc>
+          <w:tcPr>
+            <w:tcBorders>
+              <w:bottom w:val="none" w:sz="0" w:space="0" w:color="000000"/>
+              <w:top w:val="none" w:sz="0" w:space="0" w:color="000000"/>
+              <w:left w:val="none" w:sz="0" w:space="0" w:color="000000"/>
+              <w:right w:val="none" w:sz="0" w:space="0" w:color="000000"/>
+            </w:tcBorders>
+            <w:shd w:val="clear" w:color="auto" w:fill="FFFFFF"/>
+            <w:tcMar>
+              <w:top w:w="0" w:type="dxa"/>
+              <w:bottom w:w="0" w:type="dxa"/>
+              <w:left w:w="0" w:type="dxa"/>
+              <w:right w:w="0" w:type="dxa"/>
+            </w:tcMar>
+            <w:vAlign w:val="center"/>
+          </w:tcPr>
+          <w:p>
+            <w:pPr>
+              <w:jc w:val="center"/>
+              <w:pBdr>
+                <w:bottom w:val="none" w:sz="0" w:space="0" w:color="000000"/>
+                <w:top w:val="none" w:sz="0" w:space="0" w:color="000000"/>
+                <w:left w:val="none" w:sz="0" w:space="0" w:color="000000"/>
+                <w:right w:val="none" w:sz="0" w:space="0" w:color="000000"/>
+              </w:pBdr>
+              <w:spacing w:after="0" w:before="0" w:line="480"/>
+              <w:ind w:left="0" w:right="0" w:firstLine="0" w:firstLineChars="0"/>
+              <w:rPr>
+                <w:rFonts w:ascii="Times New Roman" w:hAnsi="Times New Roman" w:eastAsia="Times New Roman" w:cs="Times New Roman"/>
+                <w:i w:val="false"/>
+                <w:b w:val="false"/>
+                <w:u w:val="none"/>
+                <w:strike w:val="false"/>
+                <w:sz w:val="22"/>
+                <w:szCs w:val="22"/>
+                <w:color w:val="000000"/>
+              </w:rPr>
+            </w:pPr>
+            <w:r>
+              <w:rPr>
+                <w:rFonts w:ascii="Times New Roman" w:hAnsi="Times New Roman" w:eastAsia="Times New Roman" w:cs="Times New Roman"/>
+                <w:i w:val="false"/>
+                <w:b w:val="false"/>
+                <w:u w:val="none"/>
+                <w:strike w:val="false"/>
                 <w:sz w:val="22"/>
                 <w:szCs w:val="22"/>
                 <w:color w:val="000000"/>
@@ -1348,17 +1399,19 @@
                 <w:i w:val="false"/>
                 <w:b w:val="false"/>
                 <w:u w:val="none"/>
-                <w:sz w:val="22"/>
-                <w:szCs w:val="22"/>
-                <w:color w:val="000000"/>
-              </w:rPr>
-            </w:pPr>
-            <w:r>
-              <w:rPr>
-                <w:rFonts w:ascii="Times New Roman" w:hAnsi="Times New Roman" w:eastAsia="Times New Roman" w:cs="Times New Roman"/>
-                <w:i w:val="false"/>
-                <w:b w:val="false"/>
-                <w:u w:val="none"/>
+                <w:strike w:val="false"/>
+                <w:sz w:val="22"/>
+                <w:szCs w:val="22"/>
+                <w:color w:val="000000"/>
+              </w:rPr>
+            </w:pPr>
+            <w:r>
+              <w:rPr>
+                <w:rFonts w:ascii="Times New Roman" w:hAnsi="Times New Roman" w:eastAsia="Times New Roman" w:cs="Times New Roman"/>
+                <w:i w:val="false"/>
+                <w:b w:val="false"/>
+                <w:u w:val="none"/>
+                <w:strike w:val="false"/>
                 <w:sz w:val="22"/>
                 <w:szCs w:val="22"/>
                 <w:color w:val="000000"/>
@@ -1406,17 +1459,19 @@
                 <w:i w:val="false"/>
                 <w:b w:val="false"/>
                 <w:u w:val="none"/>
-                <w:sz w:val="22"/>
-                <w:szCs w:val="22"/>
-                <w:color w:val="000000"/>
-              </w:rPr>
-            </w:pPr>
-            <w:r>
-              <w:rPr>
-                <w:rFonts w:ascii="Times New Roman" w:hAnsi="Times New Roman" w:eastAsia="Times New Roman" w:cs="Times New Roman"/>
-                <w:i w:val="false"/>
-                <w:b w:val="false"/>
-                <w:u w:val="none"/>
+                <w:strike w:val="false"/>
+                <w:sz w:val="22"/>
+                <w:szCs w:val="22"/>
+                <w:color w:val="000000"/>
+              </w:rPr>
+            </w:pPr>
+            <w:r>
+              <w:rPr>
+                <w:rFonts w:ascii="Times New Roman" w:hAnsi="Times New Roman" w:eastAsia="Times New Roman" w:cs="Times New Roman"/>
+                <w:i w:val="false"/>
+                <w:b w:val="false"/>
+                <w:u w:val="none"/>
+                <w:strike w:val="false"/>
                 <w:sz w:val="22"/>
                 <w:szCs w:val="22"/>
                 <w:color w:val="000000"/>
@@ -1458,17 +1513,19 @@
                 <w:i w:val="false"/>
                 <w:b w:val="false"/>
                 <w:u w:val="none"/>
-                <w:sz w:val="22"/>
-                <w:szCs w:val="22"/>
-                <w:color w:val="000000"/>
-              </w:rPr>
-            </w:pPr>
-            <w:r>
-              <w:rPr>
-                <w:rFonts w:ascii="Times New Roman" w:hAnsi="Times New Roman" w:eastAsia="Times New Roman" w:cs="Times New Roman"/>
-                <w:i w:val="false"/>
-                <w:b w:val="false"/>
-                <w:u w:val="none"/>
+                <w:strike w:val="false"/>
+                <w:sz w:val="22"/>
+                <w:szCs w:val="22"/>
+                <w:color w:val="000000"/>
+              </w:rPr>
+            </w:pPr>
+            <w:r>
+              <w:rPr>
+                <w:rFonts w:ascii="Times New Roman" w:hAnsi="Times New Roman" w:eastAsia="Times New Roman" w:cs="Times New Roman"/>
+                <w:i w:val="false"/>
+                <w:b w:val="false"/>
+                <w:u w:val="none"/>
+                <w:strike w:val="false"/>
                 <w:sz w:val="22"/>
                 <w:szCs w:val="22"/>
                 <w:color w:val="000000"/>
@@ -1510,17 +1567,19 @@
                 <w:i w:val="false"/>
                 <w:b w:val="false"/>
                 <w:u w:val="none"/>
-                <w:sz w:val="22"/>
-                <w:szCs w:val="22"/>
-                <w:color w:val="000000"/>
-              </w:rPr>
-            </w:pPr>
-            <w:r>
-              <w:rPr>
-                <w:rFonts w:ascii="Times New Roman" w:hAnsi="Times New Roman" w:eastAsia="Times New Roman" w:cs="Times New Roman"/>
-                <w:i w:val="false"/>
-                <w:b w:val="false"/>
-                <w:u w:val="none"/>
+                <w:strike w:val="false"/>
+                <w:sz w:val="22"/>
+                <w:szCs w:val="22"/>
+                <w:color w:val="000000"/>
+              </w:rPr>
+            </w:pPr>
+            <w:r>
+              <w:rPr>
+                <w:rFonts w:ascii="Times New Roman" w:hAnsi="Times New Roman" w:eastAsia="Times New Roman" w:cs="Times New Roman"/>
+                <w:i w:val="false"/>
+                <w:b w:val="false"/>
+                <w:u w:val="none"/>
+                <w:strike w:val="false"/>
                 <w:sz w:val="22"/>
                 <w:szCs w:val="22"/>
                 <w:color w:val="000000"/>
@@ -1562,69 +1621,73 @@
                 <w:i w:val="false"/>
                 <w:b w:val="false"/>
                 <w:u w:val="none"/>
-                <w:sz w:val="22"/>
-                <w:szCs w:val="22"/>
-                <w:color w:val="000000"/>
-              </w:rPr>
-            </w:pPr>
-            <w:r>
-              <w:rPr>
-                <w:rFonts w:ascii="Times New Roman" w:hAnsi="Times New Roman" w:eastAsia="Times New Roman" w:cs="Times New Roman"/>
-                <w:i w:val="false"/>
-                <w:b w:val="false"/>
-                <w:u w:val="none"/>
-                <w:sz w:val="22"/>
-                <w:szCs w:val="22"/>
-                <w:color w:val="000000"/>
-              </w:rPr>
-              <w:t xml:space="preserve">[0.92, 0.97]</w:t>
-            </w:r>
-          </w:p>
-        </w:tc>
-        <w:tc>
-          <w:tcPr>
-            <w:tcBorders>
-              <w:bottom w:val="none" w:sz="0" w:space="0" w:color="000000"/>
-              <w:top w:val="none" w:sz="0" w:space="0" w:color="000000"/>
-              <w:left w:val="none" w:sz="0" w:space="0" w:color="000000"/>
-              <w:right w:val="none" w:sz="0" w:space="0" w:color="000000"/>
-            </w:tcBorders>
-            <w:shd w:val="clear" w:color="auto" w:fill="FFFFFF"/>
-            <w:tcMar>
-              <w:top w:w="0" w:type="dxa"/>
-              <w:bottom w:w="0" w:type="dxa"/>
-              <w:left w:w="0" w:type="dxa"/>
-              <w:right w:w="0" w:type="dxa"/>
-            </w:tcMar>
-            <w:vAlign w:val="center"/>
-          </w:tcPr>
-          <w:p>
-            <w:pPr>
-              <w:jc w:val="center"/>
-              <w:pBdr>
-                <w:bottom w:val="none" w:sz="0" w:space="0" w:color="000000"/>
-                <w:top w:val="none" w:sz="0" w:space="0" w:color="000000"/>
-                <w:left w:val="none" w:sz="0" w:space="0" w:color="000000"/>
-                <w:right w:val="none" w:sz="0" w:space="0" w:color="000000"/>
-              </w:pBdr>
-              <w:spacing w:after="0" w:before="0" w:line="480"/>
-              <w:ind w:left="0" w:right="0" w:firstLine="0" w:firstLineChars="0"/>
-              <w:rPr>
-                <w:rFonts w:ascii="Times New Roman" w:hAnsi="Times New Roman" w:eastAsia="Times New Roman" w:cs="Times New Roman"/>
-                <w:i w:val="false"/>
-                <w:b w:val="false"/>
-                <w:u w:val="none"/>
-                <w:sz w:val="22"/>
-                <w:szCs w:val="22"/>
-                <w:color w:val="000000"/>
-              </w:rPr>
-            </w:pPr>
-            <w:r>
-              <w:rPr>
-                <w:rFonts w:ascii="Times New Roman" w:hAnsi="Times New Roman" w:eastAsia="Times New Roman" w:cs="Times New Roman"/>
-                <w:i w:val="false"/>
-                <w:b w:val="false"/>
-                <w:u w:val="none"/>
+                <w:strike w:val="false"/>
+                <w:sz w:val="22"/>
+                <w:szCs w:val="22"/>
+                <w:color w:val="000000"/>
+              </w:rPr>
+            </w:pPr>
+            <w:r>
+              <w:rPr>
+                <w:rFonts w:ascii="Times New Roman" w:hAnsi="Times New Roman" w:eastAsia="Times New Roman" w:cs="Times New Roman"/>
+                <w:i w:val="false"/>
+                <w:b w:val="false"/>
+                <w:u w:val="none"/>
+                <w:strike w:val="false"/>
+                <w:sz w:val="22"/>
+                <w:szCs w:val="22"/>
+                <w:color w:val="000000"/>
+              </w:rPr>
+              <w:t xml:space="preserve">[0.92, 0.98]</w:t>
+            </w:r>
+          </w:p>
+        </w:tc>
+        <w:tc>
+          <w:tcPr>
+            <w:tcBorders>
+              <w:bottom w:val="none" w:sz="0" w:space="0" w:color="000000"/>
+              <w:top w:val="none" w:sz="0" w:space="0" w:color="000000"/>
+              <w:left w:val="none" w:sz="0" w:space="0" w:color="000000"/>
+              <w:right w:val="none" w:sz="0" w:space="0" w:color="000000"/>
+            </w:tcBorders>
+            <w:shd w:val="clear" w:color="auto" w:fill="FFFFFF"/>
+            <w:tcMar>
+              <w:top w:w="0" w:type="dxa"/>
+              <w:bottom w:w="0" w:type="dxa"/>
+              <w:left w:w="0" w:type="dxa"/>
+              <w:right w:w="0" w:type="dxa"/>
+            </w:tcMar>
+            <w:vAlign w:val="center"/>
+          </w:tcPr>
+          <w:p>
+            <w:pPr>
+              <w:jc w:val="center"/>
+              <w:pBdr>
+                <w:bottom w:val="none" w:sz="0" w:space="0" w:color="000000"/>
+                <w:top w:val="none" w:sz="0" w:space="0" w:color="000000"/>
+                <w:left w:val="none" w:sz="0" w:space="0" w:color="000000"/>
+                <w:right w:val="none" w:sz="0" w:space="0" w:color="000000"/>
+              </w:pBdr>
+              <w:spacing w:after="0" w:before="0" w:line="480"/>
+              <w:ind w:left="0" w:right="0" w:firstLine="0" w:firstLineChars="0"/>
+              <w:rPr>
+                <w:rFonts w:ascii="Times New Roman" w:hAnsi="Times New Roman" w:eastAsia="Times New Roman" w:cs="Times New Roman"/>
+                <w:i w:val="false"/>
+                <w:b w:val="false"/>
+                <w:u w:val="none"/>
+                <w:strike w:val="false"/>
+                <w:sz w:val="22"/>
+                <w:szCs w:val="22"/>
+                <w:color w:val="000000"/>
+              </w:rPr>
+            </w:pPr>
+            <w:r>
+              <w:rPr>
+                <w:rFonts w:ascii="Times New Roman" w:hAnsi="Times New Roman" w:eastAsia="Times New Roman" w:cs="Times New Roman"/>
+                <w:i w:val="false"/>
+                <w:b w:val="false"/>
+                <w:u w:val="none"/>
+                <w:strike w:val="false"/>
                 <w:sz w:val="22"/>
                 <w:szCs w:val="22"/>
                 <w:color w:val="000000"/>
@@ -1666,17 +1729,19 @@
                 <w:i w:val="false"/>
                 <w:b w:val="false"/>
                 <w:u w:val="none"/>
-                <w:sz w:val="22"/>
-                <w:szCs w:val="22"/>
-                <w:color w:val="000000"/>
-              </w:rPr>
-            </w:pPr>
-            <w:r>
-              <w:rPr>
-                <w:rFonts w:ascii="Times New Roman" w:hAnsi="Times New Roman" w:eastAsia="Times New Roman" w:cs="Times New Roman"/>
-                <w:i w:val="false"/>
-                <w:b w:val="false"/>
-                <w:u w:val="none"/>
+                <w:strike w:val="false"/>
+                <w:sz w:val="22"/>
+                <w:szCs w:val="22"/>
+                <w:color w:val="000000"/>
+              </w:rPr>
+            </w:pPr>
+            <w:r>
+              <w:rPr>
+                <w:rFonts w:ascii="Times New Roman" w:hAnsi="Times New Roman" w:eastAsia="Times New Roman" w:cs="Times New Roman"/>
+                <w:i w:val="false"/>
+                <w:b w:val="false"/>
+                <w:u w:val="none"/>
+                <w:strike w:val="false"/>
                 <w:sz w:val="22"/>
                 <w:szCs w:val="22"/>
                 <w:color w:val="000000"/>
@@ -1724,17 +1789,19 @@
                 <w:i w:val="false"/>
                 <w:b w:val="false"/>
                 <w:u w:val="none"/>
-                <w:sz w:val="22"/>
-                <w:szCs w:val="22"/>
-                <w:color w:val="000000"/>
-              </w:rPr>
-            </w:pPr>
-            <w:r>
-              <w:rPr>
-                <w:rFonts w:ascii="Times New Roman" w:hAnsi="Times New Roman" w:eastAsia="Times New Roman" w:cs="Times New Roman"/>
-                <w:i w:val="false"/>
-                <w:b w:val="false"/>
-                <w:u w:val="none"/>
+                <w:strike w:val="false"/>
+                <w:sz w:val="22"/>
+                <w:szCs w:val="22"/>
+                <w:color w:val="000000"/>
+              </w:rPr>
+            </w:pPr>
+            <w:r>
+              <w:rPr>
+                <w:rFonts w:ascii="Times New Roman" w:hAnsi="Times New Roman" w:eastAsia="Times New Roman" w:cs="Times New Roman"/>
+                <w:i w:val="false"/>
+                <w:b w:val="false"/>
+                <w:u w:val="none"/>
+                <w:strike w:val="false"/>
                 <w:sz w:val="22"/>
                 <w:szCs w:val="22"/>
                 <w:color w:val="000000"/>
@@ -1776,17 +1843,19 @@
                 <w:i w:val="false"/>
                 <w:b w:val="false"/>
                 <w:u w:val="none"/>
-                <w:sz w:val="22"/>
-                <w:szCs w:val="22"/>
-                <w:color w:val="000000"/>
-              </w:rPr>
-            </w:pPr>
-            <w:r>
-              <w:rPr>
-                <w:rFonts w:ascii="Times New Roman" w:hAnsi="Times New Roman" w:eastAsia="Times New Roman" w:cs="Times New Roman"/>
-                <w:i w:val="false"/>
-                <w:b w:val="false"/>
-                <w:u w:val="none"/>
+                <w:strike w:val="false"/>
+                <w:sz w:val="22"/>
+                <w:szCs w:val="22"/>
+                <w:color w:val="000000"/>
+              </w:rPr>
+            </w:pPr>
+            <w:r>
+              <w:rPr>
+                <w:rFonts w:ascii="Times New Roman" w:hAnsi="Times New Roman" w:eastAsia="Times New Roman" w:cs="Times New Roman"/>
+                <w:i w:val="false"/>
+                <w:b w:val="false"/>
+                <w:u w:val="none"/>
+                <w:strike w:val="false"/>
                 <w:sz w:val="22"/>
                 <w:szCs w:val="22"/>
                 <w:color w:val="000000"/>
@@ -1828,17 +1897,19 @@
                 <w:i w:val="false"/>
                 <w:b w:val="false"/>
                 <w:u w:val="none"/>
-                <w:sz w:val="22"/>
-                <w:szCs w:val="22"/>
-                <w:color w:val="000000"/>
-              </w:rPr>
-            </w:pPr>
-            <w:r>
-              <w:rPr>
-                <w:rFonts w:ascii="Times New Roman" w:hAnsi="Times New Roman" w:eastAsia="Times New Roman" w:cs="Times New Roman"/>
-                <w:i w:val="false"/>
-                <w:b w:val="false"/>
-                <w:u w:val="none"/>
+                <w:strike w:val="false"/>
+                <w:sz w:val="22"/>
+                <w:szCs w:val="22"/>
+                <w:color w:val="000000"/>
+              </w:rPr>
+            </w:pPr>
+            <w:r>
+              <w:rPr>
+                <w:rFonts w:ascii="Times New Roman" w:hAnsi="Times New Roman" w:eastAsia="Times New Roman" w:cs="Times New Roman"/>
+                <w:i w:val="false"/>
+                <w:b w:val="false"/>
+                <w:u w:val="none"/>
+                <w:strike w:val="false"/>
                 <w:sz w:val="22"/>
                 <w:szCs w:val="22"/>
                 <w:color w:val="000000"/>
@@ -1880,126 +1951,132 @@
                 <w:i w:val="false"/>
                 <w:b w:val="false"/>
                 <w:u w:val="none"/>
-                <w:sz w:val="22"/>
-                <w:szCs w:val="22"/>
-                <w:color w:val="000000"/>
-              </w:rPr>
-            </w:pPr>
-            <w:r>
-              <w:rPr>
-                <w:rFonts w:ascii="Times New Roman" w:hAnsi="Times New Roman" w:eastAsia="Times New Roman" w:cs="Times New Roman"/>
-                <w:i w:val="false"/>
-                <w:b w:val="false"/>
-                <w:u w:val="none"/>
+                <w:strike w:val="false"/>
+                <w:sz w:val="22"/>
+                <w:szCs w:val="22"/>
+                <w:color w:val="000000"/>
+              </w:rPr>
+            </w:pPr>
+            <w:r>
+              <w:rPr>
+                <w:rFonts w:ascii="Times New Roman" w:hAnsi="Times New Roman" w:eastAsia="Times New Roman" w:cs="Times New Roman"/>
+                <w:i w:val="false"/>
+                <w:b w:val="false"/>
+                <w:u w:val="none"/>
+                <w:strike w:val="false"/>
+                <w:sz w:val="22"/>
+                <w:szCs w:val="22"/>
+                <w:color w:val="000000"/>
+              </w:rPr>
+              <w:t xml:space="preserve">[0.4, 0.76]</w:t>
+            </w:r>
+          </w:p>
+        </w:tc>
+        <w:tc>
+          <w:tcPr>
+            <w:tcBorders>
+              <w:bottom w:val="none" w:sz="0" w:space="0" w:color="000000"/>
+              <w:top w:val="none" w:sz="0" w:space="0" w:color="000000"/>
+              <w:left w:val="none" w:sz="0" w:space="0" w:color="000000"/>
+              <w:right w:val="none" w:sz="0" w:space="0" w:color="000000"/>
+            </w:tcBorders>
+            <w:shd w:val="clear" w:color="auto" w:fill="FFFFFF"/>
+            <w:tcMar>
+              <w:top w:w="0" w:type="dxa"/>
+              <w:bottom w:w="0" w:type="dxa"/>
+              <w:left w:w="0" w:type="dxa"/>
+              <w:right w:w="0" w:type="dxa"/>
+            </w:tcMar>
+            <w:vAlign w:val="center"/>
+          </w:tcPr>
+          <w:p>
+            <w:pPr>
+              <w:jc w:val="center"/>
+              <w:pBdr>
+                <w:bottom w:val="none" w:sz="0" w:space="0" w:color="000000"/>
+                <w:top w:val="none" w:sz="0" w:space="0" w:color="000000"/>
+                <w:left w:val="none" w:sz="0" w:space="0" w:color="000000"/>
+                <w:right w:val="none" w:sz="0" w:space="0" w:color="000000"/>
+              </w:pBdr>
+              <w:spacing w:after="0" w:before="0" w:line="480"/>
+              <w:ind w:left="0" w:right="0" w:firstLine="0" w:firstLineChars="0"/>
+              <w:rPr>
+                <w:rFonts w:ascii="Times New Roman" w:hAnsi="Times New Roman" w:eastAsia="Times New Roman" w:cs="Times New Roman"/>
+                <w:i w:val="false"/>
+                <w:b w:val="false"/>
+                <w:u w:val="none"/>
+                <w:strike w:val="false"/>
+                <w:sz w:val="22"/>
+                <w:szCs w:val="22"/>
+                <w:color w:val="000000"/>
+              </w:rPr>
+            </w:pPr>
+            <w:r>
+              <w:rPr>
+                <w:rFonts w:ascii="Times New Roman" w:hAnsi="Times New Roman" w:eastAsia="Times New Roman" w:cs="Times New Roman"/>
+                <w:i w:val="false"/>
+                <w:b w:val="false"/>
+                <w:u w:val="none"/>
+                <w:strike w:val="false"/>
+                <w:sz w:val="22"/>
+                <w:szCs w:val="22"/>
+                <w:color w:val="000000"/>
+              </w:rPr>
+              <w:t xml:space="preserve">0.57</w:t>
+            </w:r>
+          </w:p>
+        </w:tc>
+        <w:tc>
+          <w:tcPr>
+            <w:tcBorders>
+              <w:bottom w:val="none" w:sz="0" w:space="0" w:color="000000"/>
+              <w:top w:val="none" w:sz="0" w:space="0" w:color="000000"/>
+              <w:left w:val="none" w:sz="0" w:space="0" w:color="000000"/>
+              <w:right w:val="none" w:sz="0" w:space="0" w:color="000000"/>
+            </w:tcBorders>
+            <w:shd w:val="clear" w:color="auto" w:fill="FFFFFF"/>
+            <w:tcMar>
+              <w:top w:w="0" w:type="dxa"/>
+              <w:bottom w:w="0" w:type="dxa"/>
+              <w:left w:w="0" w:type="dxa"/>
+              <w:right w:w="0" w:type="dxa"/>
+            </w:tcMar>
+            <w:vAlign w:val="center"/>
+          </w:tcPr>
+          <w:p>
+            <w:pPr>
+              <w:jc w:val="center"/>
+              <w:pBdr>
+                <w:bottom w:val="none" w:sz="0" w:space="0" w:color="000000"/>
+                <w:top w:val="none" w:sz="0" w:space="0" w:color="000000"/>
+                <w:left w:val="none" w:sz="0" w:space="0" w:color="000000"/>
+                <w:right w:val="none" w:sz="0" w:space="0" w:color="000000"/>
+              </w:pBdr>
+              <w:spacing w:after="0" w:before="0" w:line="480"/>
+              <w:ind w:left="0" w:right="0" w:firstLine="0" w:firstLineChars="0"/>
+              <w:rPr>
+                <w:rFonts w:ascii="Times New Roman" w:hAnsi="Times New Roman" w:eastAsia="Times New Roman" w:cs="Times New Roman"/>
+                <w:i w:val="false"/>
+                <w:b w:val="false"/>
+                <w:u w:val="none"/>
+                <w:strike w:val="false"/>
+                <w:sz w:val="22"/>
+                <w:szCs w:val="22"/>
+                <w:color w:val="000000"/>
+              </w:rPr>
+            </w:pPr>
+            <w:r>
+              <w:rPr>
+                <w:rFonts w:ascii="Times New Roman" w:hAnsi="Times New Roman" w:eastAsia="Times New Roman" w:cs="Times New Roman"/>
+                <w:i w:val="false"/>
+                <w:b w:val="false"/>
+                <w:u w:val="none"/>
+                <w:strike w:val="false"/>
                 <w:sz w:val="22"/>
                 <w:szCs w:val="22"/>
                 <w:color w:val="000000"/>
               </w:rPr>
               <w:t xml:space="preserve">[0.36, 0.74]</w:t>
-            </w:r>
-          </w:p>
-        </w:tc>
-        <w:tc>
-          <w:tcPr>
-            <w:tcBorders>
-              <w:bottom w:val="none" w:sz="0" w:space="0" w:color="000000"/>
-              <w:top w:val="none" w:sz="0" w:space="0" w:color="000000"/>
-              <w:left w:val="none" w:sz="0" w:space="0" w:color="000000"/>
-              <w:right w:val="none" w:sz="0" w:space="0" w:color="000000"/>
-            </w:tcBorders>
-            <w:shd w:val="clear" w:color="auto" w:fill="FFFFFF"/>
-            <w:tcMar>
-              <w:top w:w="0" w:type="dxa"/>
-              <w:bottom w:w="0" w:type="dxa"/>
-              <w:left w:w="0" w:type="dxa"/>
-              <w:right w:w="0" w:type="dxa"/>
-            </w:tcMar>
-            <w:vAlign w:val="center"/>
-          </w:tcPr>
-          <w:p>
-            <w:pPr>
-              <w:jc w:val="center"/>
-              <w:pBdr>
-                <w:bottom w:val="none" w:sz="0" w:space="0" w:color="000000"/>
-                <w:top w:val="none" w:sz="0" w:space="0" w:color="000000"/>
-                <w:left w:val="none" w:sz="0" w:space="0" w:color="000000"/>
-                <w:right w:val="none" w:sz="0" w:space="0" w:color="000000"/>
-              </w:pBdr>
-              <w:spacing w:after="0" w:before="0" w:line="480"/>
-              <w:ind w:left="0" w:right="0" w:firstLine="0" w:firstLineChars="0"/>
-              <w:rPr>
-                <w:rFonts w:ascii="Times New Roman" w:hAnsi="Times New Roman" w:eastAsia="Times New Roman" w:cs="Times New Roman"/>
-                <w:i w:val="false"/>
-                <w:b w:val="false"/>
-                <w:u w:val="none"/>
-                <w:sz w:val="22"/>
-                <w:szCs w:val="22"/>
-                <w:color w:val="000000"/>
-              </w:rPr>
-            </w:pPr>
-            <w:r>
-              <w:rPr>
-                <w:rFonts w:ascii="Times New Roman" w:hAnsi="Times New Roman" w:eastAsia="Times New Roman" w:cs="Times New Roman"/>
-                <w:i w:val="false"/>
-                <w:b w:val="false"/>
-                <w:u w:val="none"/>
-                <w:sz w:val="22"/>
-                <w:szCs w:val="22"/>
-                <w:color w:val="000000"/>
-              </w:rPr>
-              <w:t xml:space="preserve">0.57</w:t>
-            </w:r>
-          </w:p>
-        </w:tc>
-        <w:tc>
-          <w:tcPr>
-            <w:tcBorders>
-              <w:bottom w:val="none" w:sz="0" w:space="0" w:color="000000"/>
-              <w:top w:val="none" w:sz="0" w:space="0" w:color="000000"/>
-              <w:left w:val="none" w:sz="0" w:space="0" w:color="000000"/>
-              <w:right w:val="none" w:sz="0" w:space="0" w:color="000000"/>
-            </w:tcBorders>
-            <w:shd w:val="clear" w:color="auto" w:fill="FFFFFF"/>
-            <w:tcMar>
-              <w:top w:w="0" w:type="dxa"/>
-              <w:bottom w:w="0" w:type="dxa"/>
-              <w:left w:w="0" w:type="dxa"/>
-              <w:right w:w="0" w:type="dxa"/>
-            </w:tcMar>
-            <w:vAlign w:val="center"/>
-          </w:tcPr>
-          <w:p>
-            <w:pPr>
-              <w:jc w:val="center"/>
-              <w:pBdr>
-                <w:bottom w:val="none" w:sz="0" w:space="0" w:color="000000"/>
-                <w:top w:val="none" w:sz="0" w:space="0" w:color="000000"/>
-                <w:left w:val="none" w:sz="0" w:space="0" w:color="000000"/>
-                <w:right w:val="none" w:sz="0" w:space="0" w:color="000000"/>
-              </w:pBdr>
-              <w:spacing w:after="0" w:before="0" w:line="480"/>
-              <w:ind w:left="0" w:right="0" w:firstLine="0" w:firstLineChars="0"/>
-              <w:rPr>
-                <w:rFonts w:ascii="Times New Roman" w:hAnsi="Times New Roman" w:eastAsia="Times New Roman" w:cs="Times New Roman"/>
-                <w:i w:val="false"/>
-                <w:b w:val="false"/>
-                <w:u w:val="none"/>
-                <w:sz w:val="22"/>
-                <w:szCs w:val="22"/>
-                <w:color w:val="000000"/>
-              </w:rPr>
-            </w:pPr>
-            <w:r>
-              <w:rPr>
-                <w:rFonts w:ascii="Times New Roman" w:hAnsi="Times New Roman" w:eastAsia="Times New Roman" w:cs="Times New Roman"/>
-                <w:i w:val="false"/>
-                <w:b w:val="false"/>
-                <w:u w:val="none"/>
-                <w:sz w:val="22"/>
-                <w:szCs w:val="22"/>
-                <w:color w:val="000000"/>
-              </w:rPr>
-              <w:t xml:space="preserve">[0.33, 0.74]</w:t>
             </w:r>
           </w:p>
         </w:tc>
@@ -2042,17 +2119,19 @@
                 <w:i w:val="false"/>
                 <w:b w:val="false"/>
                 <w:u w:val="none"/>
-                <w:sz w:val="22"/>
-                <w:szCs w:val="22"/>
-                <w:color w:val="000000"/>
-              </w:rPr>
-            </w:pPr>
-            <w:r>
-              <w:rPr>
-                <w:rFonts w:ascii="Times New Roman" w:hAnsi="Times New Roman" w:eastAsia="Times New Roman" w:cs="Times New Roman"/>
-                <w:i w:val="false"/>
-                <w:b w:val="false"/>
-                <w:u w:val="none"/>
+                <w:strike w:val="false"/>
+                <w:sz w:val="22"/>
+                <w:szCs w:val="22"/>
+                <w:color w:val="000000"/>
+              </w:rPr>
+            </w:pPr>
+            <w:r>
+              <w:rPr>
+                <w:rFonts w:ascii="Times New Roman" w:hAnsi="Times New Roman" w:eastAsia="Times New Roman" w:cs="Times New Roman"/>
+                <w:i w:val="false"/>
+                <w:b w:val="false"/>
+                <w:u w:val="none"/>
+                <w:strike w:val="false"/>
                 <w:sz w:val="22"/>
                 <w:szCs w:val="22"/>
                 <w:color w:val="000000"/>
@@ -2094,17 +2173,19 @@
                 <w:i w:val="false"/>
                 <w:b w:val="false"/>
                 <w:u w:val="none"/>
-                <w:sz w:val="22"/>
-                <w:szCs w:val="22"/>
-                <w:color w:val="000000"/>
-              </w:rPr>
-            </w:pPr>
-            <w:r>
-              <w:rPr>
-                <w:rFonts w:ascii="Times New Roman" w:hAnsi="Times New Roman" w:eastAsia="Times New Roman" w:cs="Times New Roman"/>
-                <w:i w:val="false"/>
-                <w:b w:val="false"/>
-                <w:u w:val="none"/>
+                <w:strike w:val="false"/>
+                <w:sz w:val="22"/>
+                <w:szCs w:val="22"/>
+                <w:color w:val="000000"/>
+              </w:rPr>
+            </w:pPr>
+            <w:r>
+              <w:rPr>
+                <w:rFonts w:ascii="Times New Roman" w:hAnsi="Times New Roman" w:eastAsia="Times New Roman" w:cs="Times New Roman"/>
+                <w:i w:val="false"/>
+                <w:b w:val="false"/>
+                <w:u w:val="none"/>
+                <w:strike w:val="false"/>
                 <w:sz w:val="22"/>
                 <w:szCs w:val="22"/>
                 <w:color w:val="000000"/>
@@ -2146,17 +2227,19 @@
                 <w:i w:val="false"/>
                 <w:b w:val="false"/>
                 <w:u w:val="none"/>
-                <w:sz w:val="22"/>
-                <w:szCs w:val="22"/>
-                <w:color w:val="000000"/>
-              </w:rPr>
-            </w:pPr>
-            <w:r>
-              <w:rPr>
-                <w:rFonts w:ascii="Times New Roman" w:hAnsi="Times New Roman" w:eastAsia="Times New Roman" w:cs="Times New Roman"/>
-                <w:i w:val="false"/>
-                <w:b w:val="false"/>
-                <w:u w:val="none"/>
+                <w:strike w:val="false"/>
+                <w:sz w:val="22"/>
+                <w:szCs w:val="22"/>
+                <w:color w:val="000000"/>
+              </w:rPr>
+            </w:pPr>
+            <w:r>
+              <w:rPr>
+                <w:rFonts w:ascii="Times New Roman" w:hAnsi="Times New Roman" w:eastAsia="Times New Roman" w:cs="Times New Roman"/>
+                <w:i w:val="false"/>
+                <w:b w:val="false"/>
+                <w:u w:val="none"/>
+                <w:strike w:val="false"/>
                 <w:sz w:val="22"/>
                 <w:szCs w:val="22"/>
                 <w:color w:val="000000"/>
@@ -2198,69 +2281,73 @@
                 <w:i w:val="false"/>
                 <w:b w:val="false"/>
                 <w:u w:val="none"/>
-                <w:sz w:val="22"/>
-                <w:szCs w:val="22"/>
-                <w:color w:val="000000"/>
-              </w:rPr>
-            </w:pPr>
-            <w:r>
-              <w:rPr>
-                <w:rFonts w:ascii="Times New Roman" w:hAnsi="Times New Roman" w:eastAsia="Times New Roman" w:cs="Times New Roman"/>
-                <w:i w:val="false"/>
-                <w:b w:val="false"/>
-                <w:u w:val="none"/>
-                <w:sz w:val="22"/>
-                <w:szCs w:val="22"/>
-                <w:color w:val="000000"/>
-              </w:rPr>
-              <w:t xml:space="preserve">[0.79, 0.91]</w:t>
-            </w:r>
-          </w:p>
-        </w:tc>
-        <w:tc>
-          <w:tcPr>
-            <w:tcBorders>
-              <w:bottom w:val="none" w:sz="0" w:space="0" w:color="000000"/>
-              <w:top w:val="none" w:sz="0" w:space="0" w:color="000000"/>
-              <w:left w:val="none" w:sz="0" w:space="0" w:color="000000"/>
-              <w:right w:val="none" w:sz="0" w:space="0" w:color="000000"/>
-            </w:tcBorders>
-            <w:shd w:val="clear" w:color="auto" w:fill="FFFFFF"/>
-            <w:tcMar>
-              <w:top w:w="0" w:type="dxa"/>
-              <w:bottom w:w="0" w:type="dxa"/>
-              <w:left w:w="0" w:type="dxa"/>
-              <w:right w:w="0" w:type="dxa"/>
-            </w:tcMar>
-            <w:vAlign w:val="center"/>
-          </w:tcPr>
-          <w:p>
-            <w:pPr>
-              <w:jc w:val="center"/>
-              <w:pBdr>
-                <w:bottom w:val="none" w:sz="0" w:space="0" w:color="000000"/>
-                <w:top w:val="none" w:sz="0" w:space="0" w:color="000000"/>
-                <w:left w:val="none" w:sz="0" w:space="0" w:color="000000"/>
-                <w:right w:val="none" w:sz="0" w:space="0" w:color="000000"/>
-              </w:pBdr>
-              <w:spacing w:after="0" w:before="0" w:line="480"/>
-              <w:ind w:left="0" w:right="0" w:firstLine="0" w:firstLineChars="0"/>
-              <w:rPr>
-                <w:rFonts w:ascii="Times New Roman" w:hAnsi="Times New Roman" w:eastAsia="Times New Roman" w:cs="Times New Roman"/>
-                <w:i w:val="false"/>
-                <w:b w:val="false"/>
-                <w:u w:val="none"/>
-                <w:sz w:val="22"/>
-                <w:szCs w:val="22"/>
-                <w:color w:val="000000"/>
-              </w:rPr>
-            </w:pPr>
-            <w:r>
-              <w:rPr>
-                <w:rFonts w:ascii="Times New Roman" w:hAnsi="Times New Roman" w:eastAsia="Times New Roman" w:cs="Times New Roman"/>
-                <w:i w:val="false"/>
-                <w:b w:val="false"/>
-                <w:u w:val="none"/>
+                <w:strike w:val="false"/>
+                <w:sz w:val="22"/>
+                <w:szCs w:val="22"/>
+                <w:color w:val="000000"/>
+              </w:rPr>
+            </w:pPr>
+            <w:r>
+              <w:rPr>
+                <w:rFonts w:ascii="Times New Roman" w:hAnsi="Times New Roman" w:eastAsia="Times New Roman" w:cs="Times New Roman"/>
+                <w:i w:val="false"/>
+                <w:b w:val="false"/>
+                <w:u w:val="none"/>
+                <w:strike w:val="false"/>
+                <w:sz w:val="22"/>
+                <w:szCs w:val="22"/>
+                <w:color w:val="000000"/>
+              </w:rPr>
+              <w:t xml:space="preserve">[0.8, 0.91]</w:t>
+            </w:r>
+          </w:p>
+        </w:tc>
+        <w:tc>
+          <w:tcPr>
+            <w:tcBorders>
+              <w:bottom w:val="none" w:sz="0" w:space="0" w:color="000000"/>
+              <w:top w:val="none" w:sz="0" w:space="0" w:color="000000"/>
+              <w:left w:val="none" w:sz="0" w:space="0" w:color="000000"/>
+              <w:right w:val="none" w:sz="0" w:space="0" w:color="000000"/>
+            </w:tcBorders>
+            <w:shd w:val="clear" w:color="auto" w:fill="FFFFFF"/>
+            <w:tcMar>
+              <w:top w:w="0" w:type="dxa"/>
+              <w:bottom w:w="0" w:type="dxa"/>
+              <w:left w:w="0" w:type="dxa"/>
+              <w:right w:w="0" w:type="dxa"/>
+            </w:tcMar>
+            <w:vAlign w:val="center"/>
+          </w:tcPr>
+          <w:p>
+            <w:pPr>
+              <w:jc w:val="center"/>
+              <w:pBdr>
+                <w:bottom w:val="none" w:sz="0" w:space="0" w:color="000000"/>
+                <w:top w:val="none" w:sz="0" w:space="0" w:color="000000"/>
+                <w:left w:val="none" w:sz="0" w:space="0" w:color="000000"/>
+                <w:right w:val="none" w:sz="0" w:space="0" w:color="000000"/>
+              </w:pBdr>
+              <w:spacing w:after="0" w:before="0" w:line="480"/>
+              <w:ind w:left="0" w:right="0" w:firstLine="0" w:firstLineChars="0"/>
+              <w:rPr>
+                <w:rFonts w:ascii="Times New Roman" w:hAnsi="Times New Roman" w:eastAsia="Times New Roman" w:cs="Times New Roman"/>
+                <w:i w:val="false"/>
+                <w:b w:val="false"/>
+                <w:u w:val="none"/>
+                <w:strike w:val="false"/>
+                <w:sz w:val="22"/>
+                <w:szCs w:val="22"/>
+                <w:color w:val="000000"/>
+              </w:rPr>
+            </w:pPr>
+            <w:r>
+              <w:rPr>
+                <w:rFonts w:ascii="Times New Roman" w:hAnsi="Times New Roman" w:eastAsia="Times New Roman" w:cs="Times New Roman"/>
+                <w:i w:val="false"/>
+                <w:b w:val="false"/>
+                <w:u w:val="none"/>
+                <w:strike w:val="false"/>
                 <w:sz w:val="22"/>
                 <w:szCs w:val="22"/>
                 <w:color w:val="000000"/>
@@ -2302,22 +2389,24 @@
                 <w:i w:val="false"/>
                 <w:b w:val="false"/>
                 <w:u w:val="none"/>
-                <w:sz w:val="22"/>
-                <w:szCs w:val="22"/>
-                <w:color w:val="000000"/>
-              </w:rPr>
-            </w:pPr>
-            <w:r>
-              <w:rPr>
-                <w:rFonts w:ascii="Times New Roman" w:hAnsi="Times New Roman" w:eastAsia="Times New Roman" w:cs="Times New Roman"/>
-                <w:i w:val="false"/>
-                <w:b w:val="false"/>
-                <w:u w:val="none"/>
-                <w:sz w:val="22"/>
-                <w:szCs w:val="22"/>
-                <w:color w:val="000000"/>
-              </w:rPr>
-              <w:t xml:space="preserve">[0.79, 0.91]</w:t>
+                <w:strike w:val="false"/>
+                <w:sz w:val="22"/>
+                <w:szCs w:val="22"/>
+                <w:color w:val="000000"/>
+              </w:rPr>
+            </w:pPr>
+            <w:r>
+              <w:rPr>
+                <w:rFonts w:ascii="Times New Roman" w:hAnsi="Times New Roman" w:eastAsia="Times New Roman" w:cs="Times New Roman"/>
+                <w:i w:val="false"/>
+                <w:b w:val="false"/>
+                <w:u w:val="none"/>
+                <w:strike w:val="false"/>
+                <w:sz w:val="22"/>
+                <w:szCs w:val="22"/>
+                <w:color w:val="000000"/>
+              </w:rPr>
+              <w:t xml:space="preserve">[0.79, 0.9]</w:t>
             </w:r>
           </w:p>
         </w:tc>
@@ -2360,17 +2449,19 @@
                 <w:i w:val="false"/>
                 <w:b w:val="false"/>
                 <w:u w:val="none"/>
-                <w:sz w:val="22"/>
-                <w:szCs w:val="22"/>
-                <w:color w:val="000000"/>
-              </w:rPr>
-            </w:pPr>
-            <w:r>
-              <w:rPr>
-                <w:rFonts w:ascii="Times New Roman" w:hAnsi="Times New Roman" w:eastAsia="Times New Roman" w:cs="Times New Roman"/>
-                <w:i w:val="false"/>
-                <w:b w:val="false"/>
-                <w:u w:val="none"/>
+                <w:strike w:val="false"/>
+                <w:sz w:val="22"/>
+                <w:szCs w:val="22"/>
+                <w:color w:val="000000"/>
+              </w:rPr>
+            </w:pPr>
+            <w:r>
+              <w:rPr>
+                <w:rFonts w:ascii="Times New Roman" w:hAnsi="Times New Roman" w:eastAsia="Times New Roman" w:cs="Times New Roman"/>
+                <w:i w:val="false"/>
+                <w:b w:val="false"/>
+                <w:u w:val="none"/>
+                <w:strike w:val="false"/>
                 <w:sz w:val="22"/>
                 <w:szCs w:val="22"/>
                 <w:color w:val="000000"/>
@@ -2412,17 +2503,19 @@
                 <w:i w:val="false"/>
                 <w:b w:val="false"/>
                 <w:u w:val="none"/>
-                <w:sz w:val="22"/>
-                <w:szCs w:val="22"/>
-                <w:color w:val="000000"/>
-              </w:rPr>
-            </w:pPr>
-            <w:r>
-              <w:rPr>
-                <w:rFonts w:ascii="Times New Roman" w:hAnsi="Times New Roman" w:eastAsia="Times New Roman" w:cs="Times New Roman"/>
-                <w:i w:val="false"/>
-                <w:b w:val="false"/>
-                <w:u w:val="none"/>
+                <w:strike w:val="false"/>
+                <w:sz w:val="22"/>
+                <w:szCs w:val="22"/>
+                <w:color w:val="000000"/>
+              </w:rPr>
+            </w:pPr>
+            <w:r>
+              <w:rPr>
+                <w:rFonts w:ascii="Times New Roman" w:hAnsi="Times New Roman" w:eastAsia="Times New Roman" w:cs="Times New Roman"/>
+                <w:i w:val="false"/>
+                <w:b w:val="false"/>
+                <w:u w:val="none"/>
+                <w:strike w:val="false"/>
                 <w:sz w:val="22"/>
                 <w:szCs w:val="22"/>
                 <w:color w:val="000000"/>
@@ -2464,17 +2557,19 @@
                 <w:i w:val="false"/>
                 <w:b w:val="false"/>
                 <w:u w:val="none"/>
-                <w:sz w:val="22"/>
-                <w:szCs w:val="22"/>
-                <w:color w:val="000000"/>
-              </w:rPr>
-            </w:pPr>
-            <w:r>
-              <w:rPr>
-                <w:rFonts w:ascii="Times New Roman" w:hAnsi="Times New Roman" w:eastAsia="Times New Roman" w:cs="Times New Roman"/>
-                <w:i w:val="false"/>
-                <w:b w:val="false"/>
-                <w:u w:val="none"/>
+                <w:strike w:val="false"/>
+                <w:sz w:val="22"/>
+                <w:szCs w:val="22"/>
+                <w:color w:val="000000"/>
+              </w:rPr>
+            </w:pPr>
+            <w:r>
+              <w:rPr>
+                <w:rFonts w:ascii="Times New Roman" w:hAnsi="Times New Roman" w:eastAsia="Times New Roman" w:cs="Times New Roman"/>
+                <w:i w:val="false"/>
+                <w:b w:val="false"/>
+                <w:u w:val="none"/>
+                <w:strike w:val="false"/>
                 <w:sz w:val="22"/>
                 <w:szCs w:val="22"/>
                 <w:color w:val="000000"/>
@@ -2516,69 +2611,73 @@
                 <w:i w:val="false"/>
                 <w:b w:val="false"/>
                 <w:u w:val="none"/>
-                <w:sz w:val="22"/>
-                <w:szCs w:val="22"/>
-                <w:color w:val="000000"/>
-              </w:rPr>
-            </w:pPr>
-            <w:r>
-              <w:rPr>
-                <w:rFonts w:ascii="Times New Roman" w:hAnsi="Times New Roman" w:eastAsia="Times New Roman" w:cs="Times New Roman"/>
-                <w:i w:val="false"/>
-                <w:b w:val="false"/>
-                <w:u w:val="none"/>
-                <w:sz w:val="22"/>
-                <w:szCs w:val="22"/>
-                <w:color w:val="000000"/>
-              </w:rPr>
-              <w:t xml:space="preserve">[0.33, 0.62]</w:t>
-            </w:r>
-          </w:p>
-        </w:tc>
-        <w:tc>
-          <w:tcPr>
-            <w:tcBorders>
-              <w:bottom w:val="none" w:sz="0" w:space="0" w:color="000000"/>
-              <w:top w:val="none" w:sz="0" w:space="0" w:color="000000"/>
-              <w:left w:val="none" w:sz="0" w:space="0" w:color="000000"/>
-              <w:right w:val="none" w:sz="0" w:space="0" w:color="000000"/>
-            </w:tcBorders>
-            <w:shd w:val="clear" w:color="auto" w:fill="FFFFFF"/>
-            <w:tcMar>
-              <w:top w:w="0" w:type="dxa"/>
-              <w:bottom w:w="0" w:type="dxa"/>
-              <w:left w:w="0" w:type="dxa"/>
-              <w:right w:w="0" w:type="dxa"/>
-            </w:tcMar>
-            <w:vAlign w:val="center"/>
-          </w:tcPr>
-          <w:p>
-            <w:pPr>
-              <w:jc w:val="center"/>
-              <w:pBdr>
-                <w:bottom w:val="none" w:sz="0" w:space="0" w:color="000000"/>
-                <w:top w:val="none" w:sz="0" w:space="0" w:color="000000"/>
-                <w:left w:val="none" w:sz="0" w:space="0" w:color="000000"/>
-                <w:right w:val="none" w:sz="0" w:space="0" w:color="000000"/>
-              </w:pBdr>
-              <w:spacing w:after="0" w:before="0" w:line="480"/>
-              <w:ind w:left="0" w:right="0" w:firstLine="0" w:firstLineChars="0"/>
-              <w:rPr>
-                <w:rFonts w:ascii="Times New Roman" w:hAnsi="Times New Roman" w:eastAsia="Times New Roman" w:cs="Times New Roman"/>
-                <w:i w:val="false"/>
-                <w:b w:val="false"/>
-                <w:u w:val="none"/>
-                <w:sz w:val="22"/>
-                <w:szCs w:val="22"/>
-                <w:color w:val="000000"/>
-              </w:rPr>
-            </w:pPr>
-            <w:r>
-              <w:rPr>
-                <w:rFonts w:ascii="Times New Roman" w:hAnsi="Times New Roman" w:eastAsia="Times New Roman" w:cs="Times New Roman"/>
-                <w:i w:val="false"/>
-                <w:b w:val="false"/>
-                <w:u w:val="none"/>
+                <w:strike w:val="false"/>
+                <w:sz w:val="22"/>
+                <w:szCs w:val="22"/>
+                <w:color w:val="000000"/>
+              </w:rPr>
+            </w:pPr>
+            <w:r>
+              <w:rPr>
+                <w:rFonts w:ascii="Times New Roman" w:hAnsi="Times New Roman" w:eastAsia="Times New Roman" w:cs="Times New Roman"/>
+                <w:i w:val="false"/>
+                <w:b w:val="false"/>
+                <w:u w:val="none"/>
+                <w:strike w:val="false"/>
+                <w:sz w:val="22"/>
+                <w:szCs w:val="22"/>
+                <w:color w:val="000000"/>
+              </w:rPr>
+              <w:t xml:space="preserve">[0.3, 0.64]</w:t>
+            </w:r>
+          </w:p>
+        </w:tc>
+        <w:tc>
+          <w:tcPr>
+            <w:tcBorders>
+              <w:bottom w:val="none" w:sz="0" w:space="0" w:color="000000"/>
+              <w:top w:val="none" w:sz="0" w:space="0" w:color="000000"/>
+              <w:left w:val="none" w:sz="0" w:space="0" w:color="000000"/>
+              <w:right w:val="none" w:sz="0" w:space="0" w:color="000000"/>
+            </w:tcBorders>
+            <w:shd w:val="clear" w:color="auto" w:fill="FFFFFF"/>
+            <w:tcMar>
+              <w:top w:w="0" w:type="dxa"/>
+              <w:bottom w:w="0" w:type="dxa"/>
+              <w:left w:w="0" w:type="dxa"/>
+              <w:right w:w="0" w:type="dxa"/>
+            </w:tcMar>
+            <w:vAlign w:val="center"/>
+          </w:tcPr>
+          <w:p>
+            <w:pPr>
+              <w:jc w:val="center"/>
+              <w:pBdr>
+                <w:bottom w:val="none" w:sz="0" w:space="0" w:color="000000"/>
+                <w:top w:val="none" w:sz="0" w:space="0" w:color="000000"/>
+                <w:left w:val="none" w:sz="0" w:space="0" w:color="000000"/>
+                <w:right w:val="none" w:sz="0" w:space="0" w:color="000000"/>
+              </w:pBdr>
+              <w:spacing w:after="0" w:before="0" w:line="480"/>
+              <w:ind w:left="0" w:right="0" w:firstLine="0" w:firstLineChars="0"/>
+              <w:rPr>
+                <w:rFonts w:ascii="Times New Roman" w:hAnsi="Times New Roman" w:eastAsia="Times New Roman" w:cs="Times New Roman"/>
+                <w:i w:val="false"/>
+                <w:b w:val="false"/>
+                <w:u w:val="none"/>
+                <w:strike w:val="false"/>
+                <w:sz w:val="22"/>
+                <w:szCs w:val="22"/>
+                <w:color w:val="000000"/>
+              </w:rPr>
+            </w:pPr>
+            <w:r>
+              <w:rPr>
+                <w:rFonts w:ascii="Times New Roman" w:hAnsi="Times New Roman" w:eastAsia="Times New Roman" w:cs="Times New Roman"/>
+                <w:i w:val="false"/>
+                <w:b w:val="false"/>
+                <w:u w:val="none"/>
+                <w:strike w:val="false"/>
                 <w:sz w:val="22"/>
                 <w:szCs w:val="22"/>
                 <w:color w:val="000000"/>
@@ -2620,22 +2719,24 @@
                 <w:i w:val="false"/>
                 <w:b w:val="false"/>
                 <w:u w:val="none"/>
-                <w:sz w:val="22"/>
-                <w:szCs w:val="22"/>
-                <w:color w:val="000000"/>
-              </w:rPr>
-            </w:pPr>
-            <w:r>
-              <w:rPr>
-                <w:rFonts w:ascii="Times New Roman" w:hAnsi="Times New Roman" w:eastAsia="Times New Roman" w:cs="Times New Roman"/>
-                <w:i w:val="false"/>
-                <w:b w:val="false"/>
-                <w:u w:val="none"/>
-                <w:sz w:val="22"/>
-                <w:szCs w:val="22"/>
-                <w:color w:val="000000"/>
-              </w:rPr>
-              <w:t xml:space="preserve">[0.33, 0.62]</w:t>
+                <w:strike w:val="false"/>
+                <w:sz w:val="22"/>
+                <w:szCs w:val="22"/>
+                <w:color w:val="000000"/>
+              </w:rPr>
+            </w:pPr>
+            <w:r>
+              <w:rPr>
+                <w:rFonts w:ascii="Times New Roman" w:hAnsi="Times New Roman" w:eastAsia="Times New Roman" w:cs="Times New Roman"/>
+                <w:i w:val="false"/>
+                <w:b w:val="false"/>
+                <w:u w:val="none"/>
+                <w:strike w:val="false"/>
+                <w:sz w:val="22"/>
+                <w:szCs w:val="22"/>
+                <w:color w:val="000000"/>
+              </w:rPr>
+              <w:t xml:space="preserve">[0.33, 0.64]</w:t>
             </w:r>
           </w:p>
         </w:tc>
@@ -2678,17 +2779,19 @@
                 <w:i w:val="false"/>
                 <w:b w:val="false"/>
                 <w:u w:val="none"/>
-                <w:sz w:val="22"/>
-                <w:szCs w:val="22"/>
-                <w:color w:val="000000"/>
-              </w:rPr>
-            </w:pPr>
-            <w:r>
-              <w:rPr>
-                <w:rFonts w:ascii="Times New Roman" w:hAnsi="Times New Roman" w:eastAsia="Times New Roman" w:cs="Times New Roman"/>
-                <w:i w:val="false"/>
-                <w:b w:val="false"/>
-                <w:u w:val="none"/>
+                <w:strike w:val="false"/>
+                <w:sz w:val="22"/>
+                <w:szCs w:val="22"/>
+                <w:color w:val="000000"/>
+              </w:rPr>
+            </w:pPr>
+            <w:r>
+              <w:rPr>
+                <w:rFonts w:ascii="Times New Roman" w:hAnsi="Times New Roman" w:eastAsia="Times New Roman" w:cs="Times New Roman"/>
+                <w:i w:val="false"/>
+                <w:b w:val="false"/>
+                <w:u w:val="none"/>
+                <w:strike w:val="false"/>
                 <w:sz w:val="22"/>
                 <w:szCs w:val="22"/>
                 <w:color w:val="000000"/>
@@ -2730,17 +2833,19 @@
                 <w:i w:val="false"/>
                 <w:b w:val="false"/>
                 <w:u w:val="none"/>
-                <w:sz w:val="22"/>
-                <w:szCs w:val="22"/>
-                <w:color w:val="000000"/>
-              </w:rPr>
-            </w:pPr>
-            <w:r>
-              <w:rPr>
-                <w:rFonts w:ascii="Times New Roman" w:hAnsi="Times New Roman" w:eastAsia="Times New Roman" w:cs="Times New Roman"/>
-                <w:i w:val="false"/>
-                <w:b w:val="false"/>
-                <w:u w:val="none"/>
+                <w:strike w:val="false"/>
+                <w:sz w:val="22"/>
+                <w:szCs w:val="22"/>
+                <w:color w:val="000000"/>
+              </w:rPr>
+            </w:pPr>
+            <w:r>
+              <w:rPr>
+                <w:rFonts w:ascii="Times New Roman" w:hAnsi="Times New Roman" w:eastAsia="Times New Roman" w:cs="Times New Roman"/>
+                <w:i w:val="false"/>
+                <w:b w:val="false"/>
+                <w:u w:val="none"/>
+                <w:strike w:val="false"/>
                 <w:sz w:val="22"/>
                 <w:szCs w:val="22"/>
                 <w:color w:val="000000"/>
@@ -2782,17 +2887,19 @@
                 <w:i w:val="false"/>
                 <w:b w:val="false"/>
                 <w:u w:val="none"/>
-                <w:sz w:val="22"/>
-                <w:szCs w:val="22"/>
-                <w:color w:val="000000"/>
-              </w:rPr>
-            </w:pPr>
-            <w:r>
-              <w:rPr>
-                <w:rFonts w:ascii="Times New Roman" w:hAnsi="Times New Roman" w:eastAsia="Times New Roman" w:cs="Times New Roman"/>
-                <w:i w:val="false"/>
-                <w:b w:val="false"/>
-                <w:u w:val="none"/>
+                <w:strike w:val="false"/>
+                <w:sz w:val="22"/>
+                <w:szCs w:val="22"/>
+                <w:color w:val="000000"/>
+              </w:rPr>
+            </w:pPr>
+            <w:r>
+              <w:rPr>
+                <w:rFonts w:ascii="Times New Roman" w:hAnsi="Times New Roman" w:eastAsia="Times New Roman" w:cs="Times New Roman"/>
+                <w:i w:val="false"/>
+                <w:b w:val="false"/>
+                <w:u w:val="none"/>
+                <w:strike w:val="false"/>
                 <w:sz w:val="22"/>
                 <w:szCs w:val="22"/>
                 <w:color w:val="000000"/>
@@ -2834,126 +2941,132 @@
                 <w:i w:val="false"/>
                 <w:b w:val="false"/>
                 <w:u w:val="none"/>
-                <w:sz w:val="22"/>
-                <w:szCs w:val="22"/>
-                <w:color w:val="000000"/>
-              </w:rPr>
-            </w:pPr>
-            <w:r>
-              <w:rPr>
-                <w:rFonts w:ascii="Times New Roman" w:hAnsi="Times New Roman" w:eastAsia="Times New Roman" w:cs="Times New Roman"/>
-                <w:i w:val="false"/>
-                <w:b w:val="false"/>
-                <w:u w:val="none"/>
+                <w:strike w:val="false"/>
+                <w:sz w:val="22"/>
+                <w:szCs w:val="22"/>
+                <w:color w:val="000000"/>
+              </w:rPr>
+            </w:pPr>
+            <w:r>
+              <w:rPr>
+                <w:rFonts w:ascii="Times New Roman" w:hAnsi="Times New Roman" w:eastAsia="Times New Roman" w:cs="Times New Roman"/>
+                <w:i w:val="false"/>
+                <w:b w:val="false"/>
+                <w:u w:val="none"/>
+                <w:strike w:val="false"/>
+                <w:sz w:val="22"/>
+                <w:szCs w:val="22"/>
+                <w:color w:val="000000"/>
+              </w:rPr>
+              <w:t xml:space="preserve">[0.81, 0.92]</w:t>
+            </w:r>
+          </w:p>
+        </w:tc>
+        <w:tc>
+          <w:tcPr>
+            <w:tcBorders>
+              <w:bottom w:val="none" w:sz="0" w:space="0" w:color="000000"/>
+              <w:top w:val="none" w:sz="0" w:space="0" w:color="000000"/>
+              <w:left w:val="none" w:sz="0" w:space="0" w:color="000000"/>
+              <w:right w:val="none" w:sz="0" w:space="0" w:color="000000"/>
+            </w:tcBorders>
+            <w:shd w:val="clear" w:color="auto" w:fill="FFFFFF"/>
+            <w:tcMar>
+              <w:top w:w="0" w:type="dxa"/>
+              <w:bottom w:w="0" w:type="dxa"/>
+              <w:left w:w="0" w:type="dxa"/>
+              <w:right w:w="0" w:type="dxa"/>
+            </w:tcMar>
+            <w:vAlign w:val="center"/>
+          </w:tcPr>
+          <w:p>
+            <w:pPr>
+              <w:jc w:val="center"/>
+              <w:pBdr>
+                <w:bottom w:val="none" w:sz="0" w:space="0" w:color="000000"/>
+                <w:top w:val="none" w:sz="0" w:space="0" w:color="000000"/>
+                <w:left w:val="none" w:sz="0" w:space="0" w:color="000000"/>
+                <w:right w:val="none" w:sz="0" w:space="0" w:color="000000"/>
+              </w:pBdr>
+              <w:spacing w:after="0" w:before="0" w:line="480"/>
+              <w:ind w:left="0" w:right="0" w:firstLine="0" w:firstLineChars="0"/>
+              <w:rPr>
+                <w:rFonts w:ascii="Times New Roman" w:hAnsi="Times New Roman" w:eastAsia="Times New Roman" w:cs="Times New Roman"/>
+                <w:i w:val="false"/>
+                <w:b w:val="false"/>
+                <w:u w:val="none"/>
+                <w:strike w:val="false"/>
+                <w:sz w:val="22"/>
+                <w:szCs w:val="22"/>
+                <w:color w:val="000000"/>
+              </w:rPr>
+            </w:pPr>
+            <w:r>
+              <w:rPr>
+                <w:rFonts w:ascii="Times New Roman" w:hAnsi="Times New Roman" w:eastAsia="Times New Roman" w:cs="Times New Roman"/>
+                <w:i w:val="false"/>
+                <w:b w:val="false"/>
+                <w:u w:val="none"/>
+                <w:strike w:val="false"/>
+                <w:sz w:val="22"/>
+                <w:szCs w:val="22"/>
+                <w:color w:val="000000"/>
+              </w:rPr>
+              <w:t xml:space="preserve">0.89</w:t>
+            </w:r>
+          </w:p>
+        </w:tc>
+        <w:tc>
+          <w:tcPr>
+            <w:tcBorders>
+              <w:bottom w:val="none" w:sz="0" w:space="0" w:color="000000"/>
+              <w:top w:val="none" w:sz="0" w:space="0" w:color="000000"/>
+              <w:left w:val="none" w:sz="0" w:space="0" w:color="000000"/>
+              <w:right w:val="none" w:sz="0" w:space="0" w:color="000000"/>
+            </w:tcBorders>
+            <w:shd w:val="clear" w:color="auto" w:fill="FFFFFF"/>
+            <w:tcMar>
+              <w:top w:w="0" w:type="dxa"/>
+              <w:bottom w:w="0" w:type="dxa"/>
+              <w:left w:w="0" w:type="dxa"/>
+              <w:right w:w="0" w:type="dxa"/>
+            </w:tcMar>
+            <w:vAlign w:val="center"/>
+          </w:tcPr>
+          <w:p>
+            <w:pPr>
+              <w:jc w:val="center"/>
+              <w:pBdr>
+                <w:bottom w:val="none" w:sz="0" w:space="0" w:color="000000"/>
+                <w:top w:val="none" w:sz="0" w:space="0" w:color="000000"/>
+                <w:left w:val="none" w:sz="0" w:space="0" w:color="000000"/>
+                <w:right w:val="none" w:sz="0" w:space="0" w:color="000000"/>
+              </w:pBdr>
+              <w:spacing w:after="0" w:before="0" w:line="480"/>
+              <w:ind w:left="0" w:right="0" w:firstLine="0" w:firstLineChars="0"/>
+              <w:rPr>
+                <w:rFonts w:ascii="Times New Roman" w:hAnsi="Times New Roman" w:eastAsia="Times New Roman" w:cs="Times New Roman"/>
+                <w:i w:val="false"/>
+                <w:b w:val="false"/>
+                <w:u w:val="none"/>
+                <w:strike w:val="false"/>
+                <w:sz w:val="22"/>
+                <w:szCs w:val="22"/>
+                <w:color w:val="000000"/>
+              </w:rPr>
+            </w:pPr>
+            <w:r>
+              <w:rPr>
+                <w:rFonts w:ascii="Times New Roman" w:hAnsi="Times New Roman" w:eastAsia="Times New Roman" w:cs="Times New Roman"/>
+                <w:i w:val="false"/>
+                <w:b w:val="false"/>
+                <w:u w:val="none"/>
+                <w:strike w:val="false"/>
                 <w:sz w:val="22"/>
                 <w:szCs w:val="22"/>
                 <w:color w:val="000000"/>
               </w:rPr>
               <w:t xml:space="preserve">[0.82, 0.93]</w:t>
-            </w:r>
-          </w:p>
-        </w:tc>
-        <w:tc>
-          <w:tcPr>
-            <w:tcBorders>
-              <w:bottom w:val="none" w:sz="0" w:space="0" w:color="000000"/>
-              <w:top w:val="none" w:sz="0" w:space="0" w:color="000000"/>
-              <w:left w:val="none" w:sz="0" w:space="0" w:color="000000"/>
-              <w:right w:val="none" w:sz="0" w:space="0" w:color="000000"/>
-            </w:tcBorders>
-            <w:shd w:val="clear" w:color="auto" w:fill="FFFFFF"/>
-            <w:tcMar>
-              <w:top w:w="0" w:type="dxa"/>
-              <w:bottom w:w="0" w:type="dxa"/>
-              <w:left w:w="0" w:type="dxa"/>
-              <w:right w:w="0" w:type="dxa"/>
-            </w:tcMar>
-            <w:vAlign w:val="center"/>
-          </w:tcPr>
-          <w:p>
-            <w:pPr>
-              <w:jc w:val="center"/>
-              <w:pBdr>
-                <w:bottom w:val="none" w:sz="0" w:space="0" w:color="000000"/>
-                <w:top w:val="none" w:sz="0" w:space="0" w:color="000000"/>
-                <w:left w:val="none" w:sz="0" w:space="0" w:color="000000"/>
-                <w:right w:val="none" w:sz="0" w:space="0" w:color="000000"/>
-              </w:pBdr>
-              <w:spacing w:after="0" w:before="0" w:line="480"/>
-              <w:ind w:left="0" w:right="0" w:firstLine="0" w:firstLineChars="0"/>
-              <w:rPr>
-                <w:rFonts w:ascii="Times New Roman" w:hAnsi="Times New Roman" w:eastAsia="Times New Roman" w:cs="Times New Roman"/>
-                <w:i w:val="false"/>
-                <w:b w:val="false"/>
-                <w:u w:val="none"/>
-                <w:sz w:val="22"/>
-                <w:szCs w:val="22"/>
-                <w:color w:val="000000"/>
-              </w:rPr>
-            </w:pPr>
-            <w:r>
-              <w:rPr>
-                <w:rFonts w:ascii="Times New Roman" w:hAnsi="Times New Roman" w:eastAsia="Times New Roman" w:cs="Times New Roman"/>
-                <w:i w:val="false"/>
-                <w:b w:val="false"/>
-                <w:u w:val="none"/>
-                <w:sz w:val="22"/>
-                <w:szCs w:val="22"/>
-                <w:color w:val="000000"/>
-              </w:rPr>
-              <w:t xml:space="preserve">0.89</w:t>
-            </w:r>
-          </w:p>
-        </w:tc>
-        <w:tc>
-          <w:tcPr>
-            <w:tcBorders>
-              <w:bottom w:val="none" w:sz="0" w:space="0" w:color="000000"/>
-              <w:top w:val="none" w:sz="0" w:space="0" w:color="000000"/>
-              <w:left w:val="none" w:sz="0" w:space="0" w:color="000000"/>
-              <w:right w:val="none" w:sz="0" w:space="0" w:color="000000"/>
-            </w:tcBorders>
-            <w:shd w:val="clear" w:color="auto" w:fill="FFFFFF"/>
-            <w:tcMar>
-              <w:top w:w="0" w:type="dxa"/>
-              <w:bottom w:w="0" w:type="dxa"/>
-              <w:left w:w="0" w:type="dxa"/>
-              <w:right w:w="0" w:type="dxa"/>
-            </w:tcMar>
-            <w:vAlign w:val="center"/>
-          </w:tcPr>
-          <w:p>
-            <w:pPr>
-              <w:jc w:val="center"/>
-              <w:pBdr>
-                <w:bottom w:val="none" w:sz="0" w:space="0" w:color="000000"/>
-                <w:top w:val="none" w:sz="0" w:space="0" w:color="000000"/>
-                <w:left w:val="none" w:sz="0" w:space="0" w:color="000000"/>
-                <w:right w:val="none" w:sz="0" w:space="0" w:color="000000"/>
-              </w:pBdr>
-              <w:spacing w:after="0" w:before="0" w:line="480"/>
-              <w:ind w:left="0" w:right="0" w:firstLine="0" w:firstLineChars="0"/>
-              <w:rPr>
-                <w:rFonts w:ascii="Times New Roman" w:hAnsi="Times New Roman" w:eastAsia="Times New Roman" w:cs="Times New Roman"/>
-                <w:i w:val="false"/>
-                <w:b w:val="false"/>
-                <w:u w:val="none"/>
-                <w:sz w:val="22"/>
-                <w:szCs w:val="22"/>
-                <w:color w:val="000000"/>
-              </w:rPr>
-            </w:pPr>
-            <w:r>
-              <w:rPr>
-                <w:rFonts w:ascii="Times New Roman" w:hAnsi="Times New Roman" w:eastAsia="Times New Roman" w:cs="Times New Roman"/>
-                <w:i w:val="false"/>
-                <w:b w:val="false"/>
-                <w:u w:val="none"/>
-                <w:sz w:val="22"/>
-                <w:szCs w:val="22"/>
-                <w:color w:val="000000"/>
-              </w:rPr>
-              <w:t xml:space="preserve">[0.83, 0.93]</w:t>
             </w:r>
           </w:p>
         </w:tc>
@@ -2996,17 +3109,19 @@
                 <w:i w:val="false"/>
                 <w:b w:val="false"/>
                 <w:u w:val="none"/>
-                <w:sz w:val="22"/>
-                <w:szCs w:val="22"/>
-                <w:color w:val="000000"/>
-              </w:rPr>
-            </w:pPr>
-            <w:r>
-              <w:rPr>
-                <w:rFonts w:ascii="Times New Roman" w:hAnsi="Times New Roman" w:eastAsia="Times New Roman" w:cs="Times New Roman"/>
-                <w:i w:val="false"/>
-                <w:b w:val="false"/>
-                <w:u w:val="none"/>
+                <w:strike w:val="false"/>
+                <w:sz w:val="22"/>
+                <w:szCs w:val="22"/>
+                <w:color w:val="000000"/>
+              </w:rPr>
+            </w:pPr>
+            <w:r>
+              <w:rPr>
+                <w:rFonts w:ascii="Times New Roman" w:hAnsi="Times New Roman" w:eastAsia="Times New Roman" w:cs="Times New Roman"/>
+                <w:i w:val="false"/>
+                <w:b w:val="false"/>
+                <w:u w:val="none"/>
+                <w:strike w:val="false"/>
                 <w:sz w:val="22"/>
                 <w:szCs w:val="22"/>
                 <w:color w:val="000000"/>
@@ -3048,17 +3163,19 @@
                 <w:i w:val="false"/>
                 <w:b w:val="false"/>
                 <w:u w:val="none"/>
-                <w:sz w:val="22"/>
-                <w:szCs w:val="22"/>
-                <w:color w:val="000000"/>
-              </w:rPr>
-            </w:pPr>
-            <w:r>
-              <w:rPr>
-                <w:rFonts w:ascii="Times New Roman" w:hAnsi="Times New Roman" w:eastAsia="Times New Roman" w:cs="Times New Roman"/>
-                <w:i w:val="false"/>
-                <w:b w:val="false"/>
-                <w:u w:val="none"/>
+                <w:strike w:val="false"/>
+                <w:sz w:val="22"/>
+                <w:szCs w:val="22"/>
+                <w:color w:val="000000"/>
+              </w:rPr>
+            </w:pPr>
+            <w:r>
+              <w:rPr>
+                <w:rFonts w:ascii="Times New Roman" w:hAnsi="Times New Roman" w:eastAsia="Times New Roman" w:cs="Times New Roman"/>
+                <w:i w:val="false"/>
+                <w:b w:val="false"/>
+                <w:u w:val="none"/>
+                <w:strike w:val="false"/>
                 <w:sz w:val="22"/>
                 <w:szCs w:val="22"/>
                 <w:color w:val="000000"/>
@@ -3100,17 +3217,19 @@
                 <w:i w:val="false"/>
                 <w:b w:val="false"/>
                 <w:u w:val="none"/>
-                <w:sz w:val="22"/>
-                <w:szCs w:val="22"/>
-                <w:color w:val="000000"/>
-              </w:rPr>
-            </w:pPr>
-            <w:r>
-              <w:rPr>
-                <w:rFonts w:ascii="Times New Roman" w:hAnsi="Times New Roman" w:eastAsia="Times New Roman" w:cs="Times New Roman"/>
-                <w:i w:val="false"/>
-                <w:b w:val="false"/>
-                <w:u w:val="none"/>
+                <w:strike w:val="false"/>
+                <w:sz w:val="22"/>
+                <w:szCs w:val="22"/>
+                <w:color w:val="000000"/>
+              </w:rPr>
+            </w:pPr>
+            <w:r>
+              <w:rPr>
+                <w:rFonts w:ascii="Times New Roman" w:hAnsi="Times New Roman" w:eastAsia="Times New Roman" w:cs="Times New Roman"/>
+                <w:i w:val="false"/>
+                <w:b w:val="false"/>
+                <w:u w:val="none"/>
+                <w:strike w:val="false"/>
                 <w:sz w:val="22"/>
                 <w:szCs w:val="22"/>
                 <w:color w:val="000000"/>
@@ -3152,17 +3271,19 @@
                 <w:i w:val="false"/>
                 <w:b w:val="false"/>
                 <w:u w:val="none"/>
-                <w:sz w:val="22"/>
-                <w:szCs w:val="22"/>
-                <w:color w:val="000000"/>
-              </w:rPr>
-            </w:pPr>
-            <w:r>
-              <w:rPr>
-                <w:rFonts w:ascii="Times New Roman" w:hAnsi="Times New Roman" w:eastAsia="Times New Roman" w:cs="Times New Roman"/>
-                <w:i w:val="false"/>
-                <w:b w:val="false"/>
-                <w:u w:val="none"/>
+                <w:strike w:val="false"/>
+                <w:sz w:val="22"/>
+                <w:szCs w:val="22"/>
+                <w:color w:val="000000"/>
+              </w:rPr>
+            </w:pPr>
+            <w:r>
+              <w:rPr>
+                <w:rFonts w:ascii="Times New Roman" w:hAnsi="Times New Roman" w:eastAsia="Times New Roman" w:cs="Times New Roman"/>
+                <w:i w:val="false"/>
+                <w:b w:val="false"/>
+                <w:u w:val="none"/>
+                <w:strike w:val="false"/>
                 <w:sz w:val="22"/>
                 <w:szCs w:val="22"/>
                 <w:color w:val="000000"/>
@@ -3204,17 +3325,19 @@
                 <w:i w:val="false"/>
                 <w:b w:val="false"/>
                 <w:u w:val="none"/>
-                <w:sz w:val="22"/>
-                <w:szCs w:val="22"/>
-                <w:color w:val="000000"/>
-              </w:rPr>
-            </w:pPr>
-            <w:r>
-              <w:rPr>
-                <w:rFonts w:ascii="Times New Roman" w:hAnsi="Times New Roman" w:eastAsia="Times New Roman" w:cs="Times New Roman"/>
-                <w:i w:val="false"/>
-                <w:b w:val="false"/>
-                <w:u w:val="none"/>
+                <w:strike w:val="false"/>
+                <w:sz w:val="22"/>
+                <w:szCs w:val="22"/>
+                <w:color w:val="000000"/>
+              </w:rPr>
+            </w:pPr>
+            <w:r>
+              <w:rPr>
+                <w:rFonts w:ascii="Times New Roman" w:hAnsi="Times New Roman" w:eastAsia="Times New Roman" w:cs="Times New Roman"/>
+                <w:i w:val="false"/>
+                <w:b w:val="false"/>
+                <w:u w:val="none"/>
+                <w:strike w:val="false"/>
                 <w:sz w:val="22"/>
                 <w:szCs w:val="22"/>
                 <w:color w:val="000000"/>
@@ -3256,22 +3379,24 @@
                 <w:i w:val="false"/>
                 <w:b w:val="false"/>
                 <w:u w:val="none"/>
-                <w:sz w:val="22"/>
-                <w:szCs w:val="22"/>
-                <w:color w:val="000000"/>
-              </w:rPr>
-            </w:pPr>
-            <w:r>
-              <w:rPr>
-                <w:rFonts w:ascii="Times New Roman" w:hAnsi="Times New Roman" w:eastAsia="Times New Roman" w:cs="Times New Roman"/>
-                <w:i w:val="false"/>
-                <w:b w:val="false"/>
-                <w:u w:val="none"/>
-                <w:sz w:val="22"/>
-                <w:szCs w:val="22"/>
-                <w:color w:val="000000"/>
-              </w:rPr>
-              <w:t xml:space="preserve">[0.41, 0.67]</w:t>
+                <w:strike w:val="false"/>
+                <w:sz w:val="22"/>
+                <w:szCs w:val="22"/>
+                <w:color w:val="000000"/>
+              </w:rPr>
+            </w:pPr>
+            <w:r>
+              <w:rPr>
+                <w:rFonts w:ascii="Times New Roman" w:hAnsi="Times New Roman" w:eastAsia="Times New Roman" w:cs="Times New Roman"/>
+                <w:i w:val="false"/>
+                <w:b w:val="false"/>
+                <w:u w:val="none"/>
+                <w:strike w:val="false"/>
+                <w:sz w:val="22"/>
+                <w:szCs w:val="22"/>
+                <w:color w:val="000000"/>
+              </w:rPr>
+              <w:t xml:space="preserve">[0.41, 0.66]</w:t>
             </w:r>
           </w:p>
         </w:tc>
@@ -3314,17 +3439,19 @@
                 <w:i w:val="false"/>
                 <w:b w:val="false"/>
                 <w:u w:val="none"/>
-                <w:sz w:val="22"/>
-                <w:szCs w:val="22"/>
-                <w:color w:val="000000"/>
-              </w:rPr>
-            </w:pPr>
-            <w:r>
-              <w:rPr>
-                <w:rFonts w:ascii="Times New Roman" w:hAnsi="Times New Roman" w:eastAsia="Times New Roman" w:cs="Times New Roman"/>
-                <w:i w:val="false"/>
-                <w:b w:val="false"/>
-                <w:u w:val="none"/>
+                <w:strike w:val="false"/>
+                <w:sz w:val="22"/>
+                <w:szCs w:val="22"/>
+                <w:color w:val="000000"/>
+              </w:rPr>
+            </w:pPr>
+            <w:r>
+              <w:rPr>
+                <w:rFonts w:ascii="Times New Roman" w:hAnsi="Times New Roman" w:eastAsia="Times New Roman" w:cs="Times New Roman"/>
+                <w:i w:val="false"/>
+                <w:b w:val="false"/>
+                <w:u w:val="none"/>
+                <w:strike w:val="false"/>
                 <w:sz w:val="22"/>
                 <w:szCs w:val="22"/>
                 <w:color w:val="000000"/>
@@ -3366,17 +3493,19 @@
                 <w:i w:val="false"/>
                 <w:b w:val="false"/>
                 <w:u w:val="none"/>
-                <w:sz w:val="22"/>
-                <w:szCs w:val="22"/>
-                <w:color w:val="000000"/>
-              </w:rPr>
-            </w:pPr>
-            <w:r>
-              <w:rPr>
-                <w:rFonts w:ascii="Times New Roman" w:hAnsi="Times New Roman" w:eastAsia="Times New Roman" w:cs="Times New Roman"/>
-                <w:i w:val="false"/>
-                <w:b w:val="false"/>
-                <w:u w:val="none"/>
+                <w:strike w:val="false"/>
+                <w:sz w:val="22"/>
+                <w:szCs w:val="22"/>
+                <w:color w:val="000000"/>
+              </w:rPr>
+            </w:pPr>
+            <w:r>
+              <w:rPr>
+                <w:rFonts w:ascii="Times New Roman" w:hAnsi="Times New Roman" w:eastAsia="Times New Roman" w:cs="Times New Roman"/>
+                <w:i w:val="false"/>
+                <w:b w:val="false"/>
+                <w:u w:val="none"/>
+                <w:strike w:val="false"/>
                 <w:sz w:val="22"/>
                 <w:szCs w:val="22"/>
                 <w:color w:val="000000"/>
@@ -3418,17 +3547,19 @@
                 <w:i w:val="false"/>
                 <w:b w:val="false"/>
                 <w:u w:val="none"/>
-                <w:sz w:val="22"/>
-                <w:szCs w:val="22"/>
-                <w:color w:val="000000"/>
-              </w:rPr>
-            </w:pPr>
-            <w:r>
-              <w:rPr>
-                <w:rFonts w:ascii="Times New Roman" w:hAnsi="Times New Roman" w:eastAsia="Times New Roman" w:cs="Times New Roman"/>
-                <w:i w:val="false"/>
-                <w:b w:val="false"/>
-                <w:u w:val="none"/>
+                <w:strike w:val="false"/>
+                <w:sz w:val="22"/>
+                <w:szCs w:val="22"/>
+                <w:color w:val="000000"/>
+              </w:rPr>
+            </w:pPr>
+            <w:r>
+              <w:rPr>
+                <w:rFonts w:ascii="Times New Roman" w:hAnsi="Times New Roman" w:eastAsia="Times New Roman" w:cs="Times New Roman"/>
+                <w:i w:val="false"/>
+                <w:b w:val="false"/>
+                <w:u w:val="none"/>
+                <w:strike w:val="false"/>
                 <w:sz w:val="22"/>
                 <w:szCs w:val="22"/>
                 <w:color w:val="000000"/>
@@ -3470,126 +3601,132 @@
                 <w:i w:val="false"/>
                 <w:b w:val="false"/>
                 <w:u w:val="none"/>
-                <w:sz w:val="22"/>
-                <w:szCs w:val="22"/>
-                <w:color w:val="000000"/>
-              </w:rPr>
-            </w:pPr>
-            <w:r>
-              <w:rPr>
-                <w:rFonts w:ascii="Times New Roman" w:hAnsi="Times New Roman" w:eastAsia="Times New Roman" w:cs="Times New Roman"/>
-                <w:i w:val="false"/>
-                <w:b w:val="false"/>
-                <w:u w:val="none"/>
+                <w:strike w:val="false"/>
+                <w:sz w:val="22"/>
+                <w:szCs w:val="22"/>
+                <w:color w:val="000000"/>
+              </w:rPr>
+            </w:pPr>
+            <w:r>
+              <w:rPr>
+                <w:rFonts w:ascii="Times New Roman" w:hAnsi="Times New Roman" w:eastAsia="Times New Roman" w:cs="Times New Roman"/>
+                <w:i w:val="false"/>
+                <w:b w:val="false"/>
+                <w:u w:val="none"/>
+                <w:strike w:val="false"/>
+                <w:sz w:val="22"/>
+                <w:szCs w:val="22"/>
+                <w:color w:val="000000"/>
+              </w:rPr>
+              <w:t xml:space="preserve">[0.76, 0.92]</w:t>
+            </w:r>
+          </w:p>
+        </w:tc>
+        <w:tc>
+          <w:tcPr>
+            <w:tcBorders>
+              <w:bottom w:val="single" w:sz="8" w:space="0" w:color="000000"/>
+              <w:top w:val="none" w:sz="0" w:space="0" w:color="000000"/>
+              <w:left w:val="none" w:sz="0" w:space="0" w:color="000000"/>
+              <w:right w:val="none" w:sz="0" w:space="0" w:color="000000"/>
+            </w:tcBorders>
+            <w:shd w:val="clear" w:color="auto" w:fill="FFFFFF"/>
+            <w:tcMar>
+              <w:top w:w="0" w:type="dxa"/>
+              <w:bottom w:w="0" w:type="dxa"/>
+              <w:left w:w="0" w:type="dxa"/>
+              <w:right w:w="0" w:type="dxa"/>
+            </w:tcMar>
+            <w:vAlign w:val="center"/>
+          </w:tcPr>
+          <w:p>
+            <w:pPr>
+              <w:jc w:val="center"/>
+              <w:pBdr>
+                <w:bottom w:val="none" w:sz="0" w:space="0" w:color="000000"/>
+                <w:top w:val="none" w:sz="0" w:space="0" w:color="000000"/>
+                <w:left w:val="none" w:sz="0" w:space="0" w:color="000000"/>
+                <w:right w:val="none" w:sz="0" w:space="0" w:color="000000"/>
+              </w:pBdr>
+              <w:spacing w:after="0" w:before="0" w:line="480"/>
+              <w:ind w:left="0" w:right="0" w:firstLine="0" w:firstLineChars="0"/>
+              <w:rPr>
+                <w:rFonts w:ascii="Times New Roman" w:hAnsi="Times New Roman" w:eastAsia="Times New Roman" w:cs="Times New Roman"/>
+                <w:i w:val="false"/>
+                <w:b w:val="false"/>
+                <w:u w:val="none"/>
+                <w:strike w:val="false"/>
+                <w:sz w:val="22"/>
+                <w:szCs w:val="22"/>
+                <w:color w:val="000000"/>
+              </w:rPr>
+            </w:pPr>
+            <w:r>
+              <w:rPr>
+                <w:rFonts w:ascii="Times New Roman" w:hAnsi="Times New Roman" w:eastAsia="Times New Roman" w:cs="Times New Roman"/>
+                <w:i w:val="false"/>
+                <w:b w:val="false"/>
+                <w:u w:val="none"/>
+                <w:strike w:val="false"/>
+                <w:sz w:val="22"/>
+                <w:szCs w:val="22"/>
+                <w:color w:val="000000"/>
+              </w:rPr>
+              <w:t xml:space="preserve">0.86</w:t>
+            </w:r>
+          </w:p>
+        </w:tc>
+        <w:tc>
+          <w:tcPr>
+            <w:tcBorders>
+              <w:bottom w:val="single" w:sz="8" w:space="0" w:color="000000"/>
+              <w:top w:val="none" w:sz="0" w:space="0" w:color="000000"/>
+              <w:left w:val="none" w:sz="0" w:space="0" w:color="000000"/>
+              <w:right w:val="none" w:sz="0" w:space="0" w:color="000000"/>
+            </w:tcBorders>
+            <w:shd w:val="clear" w:color="auto" w:fill="FFFFFF"/>
+            <w:tcMar>
+              <w:top w:w="0" w:type="dxa"/>
+              <w:bottom w:w="0" w:type="dxa"/>
+              <w:left w:w="0" w:type="dxa"/>
+              <w:right w:w="0" w:type="dxa"/>
+            </w:tcMar>
+            <w:vAlign w:val="center"/>
+          </w:tcPr>
+          <w:p>
+            <w:pPr>
+              <w:jc w:val="center"/>
+              <w:pBdr>
+                <w:bottom w:val="none" w:sz="0" w:space="0" w:color="000000"/>
+                <w:top w:val="none" w:sz="0" w:space="0" w:color="000000"/>
+                <w:left w:val="none" w:sz="0" w:space="0" w:color="000000"/>
+                <w:right w:val="none" w:sz="0" w:space="0" w:color="000000"/>
+              </w:pBdr>
+              <w:spacing w:after="0" w:before="0" w:line="480"/>
+              <w:ind w:left="0" w:right="0" w:firstLine="0" w:firstLineChars="0"/>
+              <w:rPr>
+                <w:rFonts w:ascii="Times New Roman" w:hAnsi="Times New Roman" w:eastAsia="Times New Roman" w:cs="Times New Roman"/>
+                <w:i w:val="false"/>
+                <w:b w:val="false"/>
+                <w:u w:val="none"/>
+                <w:strike w:val="false"/>
+                <w:sz w:val="22"/>
+                <w:szCs w:val="22"/>
+                <w:color w:val="000000"/>
+              </w:rPr>
+            </w:pPr>
+            <w:r>
+              <w:rPr>
+                <w:rFonts w:ascii="Times New Roman" w:hAnsi="Times New Roman" w:eastAsia="Times New Roman" w:cs="Times New Roman"/>
+                <w:i w:val="false"/>
+                <w:b w:val="false"/>
+                <w:u w:val="none"/>
+                <w:strike w:val="false"/>
                 <w:sz w:val="22"/>
                 <w:szCs w:val="22"/>
                 <w:color w:val="000000"/>
               </w:rPr>
               <w:t xml:space="preserve">[0.78, 0.91]</w:t>
-            </w:r>
-          </w:p>
-        </w:tc>
-        <w:tc>
-          <w:tcPr>
-            <w:tcBorders>
-              <w:bottom w:val="single" w:sz="8" w:space="0" w:color="000000"/>
-              <w:top w:val="none" w:sz="0" w:space="0" w:color="000000"/>
-              <w:left w:val="none" w:sz="0" w:space="0" w:color="000000"/>
-              <w:right w:val="none" w:sz="0" w:space="0" w:color="000000"/>
-            </w:tcBorders>
-            <w:shd w:val="clear" w:color="auto" w:fill="FFFFFF"/>
-            <w:tcMar>
-              <w:top w:w="0" w:type="dxa"/>
-              <w:bottom w:w="0" w:type="dxa"/>
-              <w:left w:w="0" w:type="dxa"/>
-              <w:right w:w="0" w:type="dxa"/>
-            </w:tcMar>
-            <w:vAlign w:val="center"/>
-          </w:tcPr>
-          <w:p>
-            <w:pPr>
-              <w:jc w:val="center"/>
-              <w:pBdr>
-                <w:bottom w:val="none" w:sz="0" w:space="0" w:color="000000"/>
-                <w:top w:val="none" w:sz="0" w:space="0" w:color="000000"/>
-                <w:left w:val="none" w:sz="0" w:space="0" w:color="000000"/>
-                <w:right w:val="none" w:sz="0" w:space="0" w:color="000000"/>
-              </w:pBdr>
-              <w:spacing w:after="0" w:before="0" w:line="480"/>
-              <w:ind w:left="0" w:right="0" w:firstLine="0" w:firstLineChars="0"/>
-              <w:rPr>
-                <w:rFonts w:ascii="Times New Roman" w:hAnsi="Times New Roman" w:eastAsia="Times New Roman" w:cs="Times New Roman"/>
-                <w:i w:val="false"/>
-                <w:b w:val="false"/>
-                <w:u w:val="none"/>
-                <w:sz w:val="22"/>
-                <w:szCs w:val="22"/>
-                <w:color w:val="000000"/>
-              </w:rPr>
-            </w:pPr>
-            <w:r>
-              <w:rPr>
-                <w:rFonts w:ascii="Times New Roman" w:hAnsi="Times New Roman" w:eastAsia="Times New Roman" w:cs="Times New Roman"/>
-                <w:i w:val="false"/>
-                <w:b w:val="false"/>
-                <w:u w:val="none"/>
-                <w:sz w:val="22"/>
-                <w:szCs w:val="22"/>
-                <w:color w:val="000000"/>
-              </w:rPr>
-              <w:t xml:space="preserve">0.86</w:t>
-            </w:r>
-          </w:p>
-        </w:tc>
-        <w:tc>
-          <w:tcPr>
-            <w:tcBorders>
-              <w:bottom w:val="single" w:sz="8" w:space="0" w:color="000000"/>
-              <w:top w:val="none" w:sz="0" w:space="0" w:color="000000"/>
-              <w:left w:val="none" w:sz="0" w:space="0" w:color="000000"/>
-              <w:right w:val="none" w:sz="0" w:space="0" w:color="000000"/>
-            </w:tcBorders>
-            <w:shd w:val="clear" w:color="auto" w:fill="FFFFFF"/>
-            <w:tcMar>
-              <w:top w:w="0" w:type="dxa"/>
-              <w:bottom w:w="0" w:type="dxa"/>
-              <w:left w:w="0" w:type="dxa"/>
-              <w:right w:w="0" w:type="dxa"/>
-            </w:tcMar>
-            <w:vAlign w:val="center"/>
-          </w:tcPr>
-          <w:p>
-            <w:pPr>
-              <w:jc w:val="center"/>
-              <w:pBdr>
-                <w:bottom w:val="none" w:sz="0" w:space="0" w:color="000000"/>
-                <w:top w:val="none" w:sz="0" w:space="0" w:color="000000"/>
-                <w:left w:val="none" w:sz="0" w:space="0" w:color="000000"/>
-                <w:right w:val="none" w:sz="0" w:space="0" w:color="000000"/>
-              </w:pBdr>
-              <w:spacing w:after="0" w:before="0" w:line="480"/>
-              <w:ind w:left="0" w:right="0" w:firstLine="0" w:firstLineChars="0"/>
-              <w:rPr>
-                <w:rFonts w:ascii="Times New Roman" w:hAnsi="Times New Roman" w:eastAsia="Times New Roman" w:cs="Times New Roman"/>
-                <w:i w:val="false"/>
-                <w:b w:val="false"/>
-                <w:u w:val="none"/>
-                <w:sz w:val="22"/>
-                <w:szCs w:val="22"/>
-                <w:color w:val="000000"/>
-              </w:rPr>
-            </w:pPr>
-            <w:r>
-              <w:rPr>
-                <w:rFonts w:ascii="Times New Roman" w:hAnsi="Times New Roman" w:eastAsia="Times New Roman" w:cs="Times New Roman"/>
-                <w:i w:val="false"/>
-                <w:b w:val="false"/>
-                <w:u w:val="none"/>
-                <w:sz w:val="22"/>
-                <w:szCs w:val="22"/>
-                <w:color w:val="000000"/>
-              </w:rPr>
-              <w:t xml:space="preserve">[0.8, 0.91]</w:t>
             </w:r>
           </w:p>
         </w:tc>
@@ -3633,6 +3770,7 @@
                 <w:i w:val="true"/>
                 <w:b w:val="false"/>
                 <w:u w:val="none"/>
+                <w:strike w:val="false"/>
                 <w:sz w:val="22"/>
                 <w:szCs w:val="22"/>
                 <w:color w:val="000000"/>
@@ -3644,6 +3782,7 @@
                 <w:i w:val="true"/>
                 <w:b w:val="false"/>
                 <w:u w:val="none"/>
+                <w:strike w:val="false"/>
                 <w:sz w:val="22"/>
                 <w:szCs w:val="22"/>
                 <w:color w:val="000000"/>
